--- a/issue10/downloads/article-8.docx
+++ b/issue10/downloads/article-8.docx
@@ -19,11 +19,17 @@
         <w:br/>
       </w:r>
       <w:r>
-        <w:t>Автор: Карпов Л.Р.&lt;br&gt;Референт редакции журнала</w:t>
+        <w:t>Автор: Карпов Л.Р. &lt;br&gt; Референт редакции журнала</w:t>
         <w:br/>
       </w:r>
     </w:p>
     <w:p/>
+    <w:p>
+      <w:r/>
+    </w:p>
+    <w:p>
+      <w:r/>
+    </w:p>
     <w:p>
       <w:pPr>
         <w:jc w:val="both"/>
@@ -82,7 +88,7 @@
             <w:color w:val="0563C1"/>
             <w:u w:val="single"/>
           </w:rPr>
-          <w:t xml:space="preserve">ГОСТ Р 22.2.14-2023 </w:t>
+          <w:t xml:space="preserve">ГОСТ Р 22.2.14-2023</w:t>
         </w:r>
       </w:hyperlink>
       <w:r>
@@ -90,7 +96,7 @@
           <w:b w:val="0"/>
           <w:i w:val="0"/>
         </w:rPr>
-        <w:t>– национальный стандарт Российской Федерации «</w:t>
+        <w:t xml:space="preserve"> – национальный стандарт Российской Федерации «</w:t>
       </w:r>
       <w:hyperlink r:id="rId9">
         <w:r>
@@ -98,7 +104,7 @@
             <w:color w:val="0563C1"/>
             <w:u w:val="single"/>
           </w:rPr>
-          <w:t xml:space="preserve">ГОСТ Р 22.2.14-2023. </w:t>
+          <w:t xml:space="preserve">ГОСТ Р 22.2.14-2023.</w:t>
         </w:r>
       </w:hyperlink>
       <w:r>
@@ -106,7 +112,7 @@
           <w:b w:val="0"/>
           <w:i w:val="0"/>
         </w:rPr>
-        <w:t xml:space="preserve">Безопасность в чрезвычайных ситуациях. План действий по предупреждению и ликвидации чрезвычайных ситуаций организации. Порядок разработки. Требования к содержанию и оформлению» (утв. и введен в действие </w:t>
+        <w:t xml:space="preserve"> Безопасность в чрезвычайных ситуациях. План дейс</w:t>
       </w:r>
       <w:hyperlink r:id="rId9">
         <w:r>
@@ -114,7 +120,7 @@
             <w:color w:val="0563C1"/>
             <w:u w:val="single"/>
           </w:rPr>
-          <w:t xml:space="preserve">приказом Росстандарта от 21.09.2023 N 905-ст</w:t>
+          <w:t xml:space="preserve">твий по предупреждению и ликвидации чрезвычайных ситуаций организации. Порядок разработки. Требования к содержанию и оформлению» (утв. и введен в действие приказом Росстандарта от 21.09.2023 N 905-ст</w:t>
         </w:r>
       </w:hyperlink>
       <w:r>
@@ -208,6 +214,9 @@
         </w:rPr>
         <w:t>ЧС – чрезвычайная ситуация.</w:t>
       </w:r>
+    </w:p>
+    <w:p>
+      <w:r/>
     </w:p>
     <w:p>
       <w:pPr>
@@ -238,7 +247,7 @@
             <w:color w:val="0563C1"/>
             <w:u w:val="single"/>
           </w:rPr>
-          <w:t xml:space="preserve">ГОСТ Р 22.2.14-2023 </w:t>
+          <w:t xml:space="preserve">ГОСТ Р 22.2.14-2023</w:t>
         </w:r>
       </w:hyperlink>
       <w:r>
@@ -246,7 +255,7 @@
           <w:b w:val="0"/>
           <w:i w:val="0"/>
         </w:rPr>
-        <w:t>разработка такого плана обязательна в организациях:</w:t>
+        <w:t xml:space="preserve"> разработка такого плана обязательна в организациях:</w:t>
       </w:r>
     </w:p>
     <w:p>
@@ -350,7 +359,7 @@
             <w:color w:val="0563C1"/>
             <w:u w:val="single"/>
           </w:rPr>
-          <w:t xml:space="preserve">ГОСТ Р 22.2.14-2023 </w:t>
+          <w:t xml:space="preserve">ГОСТ Р 22.2.14-2023</w:t>
         </w:r>
       </w:hyperlink>
       <w:r>
@@ -358,7 +367,7 @@
           <w:b w:val="0"/>
           <w:i w:val="0"/>
         </w:rPr>
-        <w:t xml:space="preserve">имеет добровольный, а не обязательный характер применения. Обязательность применения (использования) данного стандарта устанавливается соответствующими нормативно-правовыми актами федерального органа исполнительной власти или органа исполнительной власти субъекта РФ. На уровне субъектов РФ могут утверждаться соответствующие методические рекомендации или положения по разработке планов по ЧС. Как правило, такие документы содержат основные положения </w:t>
+        <w:t xml:space="preserve"> имеет добровольный, а не обязательный характер применения. Обязательность применения (использования) данного стандарта устанавливается соответствующими нормативно-правовыми актами федерального органа исполнительной власти или органа исполнительной власти субъекта РФ. На уровне субъектов РФ могут утверждаться соответствующие методические рекомендации или положения по разработке планов по ЧС. Как правило, такие документы содержат основные положения </w:t>
       </w:r>
       <w:hyperlink r:id="rId9">
         <w:r>
@@ -366,7 +375,7 @@
             <w:color w:val="0563C1"/>
             <w:u w:val="single"/>
           </w:rPr>
-          <w:t xml:space="preserve">ГОСТ Р 22.2.14-2023 </w:t>
+          <w:t xml:space="preserve">ГОСТ Р 22.2.14-2023</w:t>
         </w:r>
       </w:hyperlink>
       <w:r>
@@ -374,7 +383,7 @@
           <w:b w:val="0"/>
           <w:i w:val="0"/>
         </w:rPr>
-        <w:t>или хотя бы ссылки на него.</w:t>
+        <w:t xml:space="preserve"> или хотя бы ссылки на него.</w:t>
       </w:r>
     </w:p>
     <w:p>
@@ -438,12 +447,15 @@
       </w:r>
     </w:p>
     <w:p>
-      <w:pPr>
-        <w:jc w:val="both"/>
-      </w:pPr>
-      <w:r>
-        <w:rPr>
-          <w:b w:val="0"/>
+      <w:r/>
+    </w:p>
+    <w:p>
+      <w:pPr>
+        <w:jc w:val="both"/>
+      </w:pPr>
+      <w:r>
+        <w:rPr>
+          <w:b/>
           <w:i w:val="0"/>
         </w:rPr>
         <w:t xml:space="preserve">Требования </w:t>
@@ -451,18 +463,31 @@
       <w:hyperlink r:id="rId9">
         <w:r>
           <w:rPr>
+            <w:b/>
             <w:color w:val="0563C1"/>
             <w:u w:val="single"/>
           </w:rPr>
-          <w:t xml:space="preserve">ГОСТ Р 22.2.14-2023 </w:t>
+          <w:t xml:space="preserve">ГОСТ Р 22.2.14-2023</w:t>
         </w:r>
       </w:hyperlink>
       <w:r>
         <w:rPr>
+          <w:b/>
+          <w:i w:val="0"/>
+        </w:rPr>
+        <w:t xml:space="preserve"> к содержанию плана действий организации</w:t>
+      </w:r>
+    </w:p>
+    <w:p>
+      <w:pPr>
+        <w:jc w:val="both"/>
+      </w:pPr>
+      <w:r>
+        <w:rPr>
           <w:b w:val="0"/>
           <w:i w:val="0"/>
         </w:rPr>
-        <w:t>к содержанию плана действий организации</w:t>
+        <w:t>План действий по предупреждению и ликвидации ЧС организации (далее – план действий организации) – это документ, в котором определены объемы, организация, порядок, способы и сроки выполнения мероприятий по предупреждению и (или) снижению негативных последствий ЧС, по защите работников организации и населения, материальных ценностей и проведению АСДНР при возникновении ЧС на объектах организации, а также привлекаемые для этого силы и средства.</w:t>
       </w:r>
     </w:p>
     <w:p>
@@ -474,7 +499,7 @@
           <w:b w:val="0"/>
           <w:i w:val="0"/>
         </w:rPr>
-        <w:t>План действий по предупреждению и ликвидации ЧС организации (далее – план действий организации) – это документ, в котором определены объемы, организация, порядок, способы и сроки выполнения мероприятий по предупреждению и (или) снижению негативных последствий ЧС, по защите работников организации и населения, материальных ценностей и проведению АСДНР при возникновении ЧС на объектах организации, а также привлекаемые для этого силы и средства.</w:t>
+        <w:t>План действий организации оформляют в виде книги, состоящей из следующих структурных элементов:</w:t>
       </w:r>
     </w:p>
     <w:p>
@@ -486,7 +511,7 @@
           <w:b w:val="0"/>
           <w:i w:val="0"/>
         </w:rPr>
-        <w:t>План действий организации оформляют в виде книги, состоящей из следующих структурных элементов:</w:t>
+        <w:t>- титульного листа;</w:t>
       </w:r>
     </w:p>
     <w:p>
@@ -498,7 +523,7 @@
           <w:b w:val="0"/>
           <w:i w:val="0"/>
         </w:rPr>
-        <w:t>- титульного листа;</w:t>
+        <w:t>- листа согласования;</w:t>
       </w:r>
     </w:p>
     <w:p>
@@ -510,7 +535,7 @@
           <w:b w:val="0"/>
           <w:i w:val="0"/>
         </w:rPr>
-        <w:t>- листа согласования;</w:t>
+        <w:t>- содержания;</w:t>
       </w:r>
     </w:p>
     <w:p>
@@ -522,7 +547,7 @@
           <w:b w:val="0"/>
           <w:i w:val="0"/>
         </w:rPr>
-        <w:t>- содержания;</w:t>
+        <w:t>- терминов и определений;</w:t>
       </w:r>
     </w:p>
     <w:p>
@@ -534,7 +559,7 @@
           <w:b w:val="0"/>
           <w:i w:val="0"/>
         </w:rPr>
-        <w:t>- терминов и определений;</w:t>
+        <w:t>- сокращений и обозначений;</w:t>
       </w:r>
     </w:p>
     <w:p>
@@ -546,7 +571,7 @@
           <w:b w:val="0"/>
           <w:i w:val="0"/>
         </w:rPr>
-        <w:t>- сокращений и обозначений;</w:t>
+        <w:t>- пояснительной записки;</w:t>
       </w:r>
     </w:p>
     <w:p>
@@ -558,7 +583,7 @@
           <w:b w:val="0"/>
           <w:i w:val="0"/>
         </w:rPr>
-        <w:t>- пояснительной записки;</w:t>
+        <w:t>- списка использованных источников;</w:t>
       </w:r>
     </w:p>
     <w:p>
@@ -570,7 +595,7 @@
           <w:b w:val="0"/>
           <w:i w:val="0"/>
         </w:rPr>
-        <w:t>- списка использованных источников;</w:t>
+        <w:t>- условных обозначений;</w:t>
       </w:r>
     </w:p>
     <w:p>
@@ -582,7 +607,7 @@
           <w:b w:val="0"/>
           <w:i w:val="0"/>
         </w:rPr>
-        <w:t>- условных обозначений;</w:t>
+        <w:t>- приложений;</w:t>
       </w:r>
     </w:p>
     <w:p>
@@ -594,7 +619,7 @@
           <w:b w:val="0"/>
           <w:i w:val="0"/>
         </w:rPr>
-        <w:t>- приложений;</w:t>
+        <w:t>- листа внесения корректировок.</w:t>
       </w:r>
     </w:p>
     <w:p>
@@ -606,7 +631,7 @@
           <w:b w:val="0"/>
           <w:i w:val="0"/>
         </w:rPr>
-        <w:t>- листа внесения корректировок.</w:t>
+        <w:t>На титульном листе указывают наименование организации – разработчика плана действий организаций, наименование организации, для которой разрабатывается план действий организаций, или наименование обособленного подразделения организации, согласование и утверждение должностными лицами.</w:t>
       </w:r>
     </w:p>
     <w:p>
@@ -618,7 +643,7 @@
           <w:b w:val="0"/>
           <w:i w:val="0"/>
         </w:rPr>
-        <w:t>На титульном листе указывают наименование организации – разработчика плана действий организаций, наименование организации, для которой разрабатывается план действий организаций, или наименование обособленного подразделения организации, согласование и утверждение должностными лицами.</w:t>
+        <w:t>В правом верхнем углу титульного листа размещают надпись "УТВЕРЖДАЮ", наименование должности и подпись соответствующего должностного лица, а также дату утверждения. В левом верхнем углу размещают надпись "СОГЛАСОВАНО", наименование должности и подпись соответствующего должностного лица, а также дату согласования. При наличии нескольких согласований разрешается размещать их на листе согласований, следующем за титульным листом, один под другим.</w:t>
       </w:r>
     </w:p>
     <w:p>
@@ -630,7 +655,7 @@
           <w:b w:val="0"/>
           <w:i w:val="0"/>
         </w:rPr>
-        <w:t>В правом верхнем углу титульного листа размещают надпись "УТВЕРЖДАЮ", наименование должности и подпись соответствующего должностного лица, а также дату утверждения. В левом верхнем углу размещают надпись "СОГЛАСОВАНО", наименование должности и подпись соответствующего должностного лица, а также дату согласования. При наличии нескольких согласований разрешается размещать их на листе согласований, следующем за титульным листом, один под другим.</w:t>
+        <w:t>Пояснительная записка состоит из следующих основных разделов:</w:t>
       </w:r>
     </w:p>
     <w:p>
@@ -642,7 +667,7 @@
           <w:b w:val="0"/>
           <w:i w:val="0"/>
         </w:rPr>
-        <w:t>Пояснительная записка состоит из следующих основных разделов:</w:t>
+        <w:t>- раздел 1. Краткая характеристика организации и оценка возможной обстановки при возникновении ЧС.</w:t>
       </w:r>
     </w:p>
     <w:p>
@@ -654,7 +679,37 @@
           <w:b w:val="0"/>
           <w:i w:val="0"/>
         </w:rPr>
-        <w:t>- раздел 1. Краткая характеристика организации и оценка возможной обстановки при возникновении ЧС.</w:t>
+        <w:t>- раздел 2. Мероприятия при угрозе возникновения и возникновении ЧС.</w:t>
+      </w:r>
+    </w:p>
+    <w:p>
+      <w:r/>
+    </w:p>
+    <w:p>
+      <w:pPr>
+        <w:jc w:val="center"/>
+      </w:pPr>
+      <w:r>
+        <w:rPr>
+          <w:b/>
+          <w:i w:val="0"/>
+        </w:rPr>
+        <w:t>РАЗДЕЛ 1. КРАТКАЯ ХАРАКТЕРИСТИКА ОРГАНИЗАЦИИ И ОЦЕНКА ВОЗМОЖНОЙ ОБСТАНОВКИ ПРИ ВОЗНИКНОВЕНИИ ЧС</w:t>
+      </w:r>
+    </w:p>
+    <w:p>
+      <w:r/>
+    </w:p>
+    <w:p>
+      <w:pPr>
+        <w:jc w:val="both"/>
+      </w:pPr>
+      <w:r>
+        <w:rPr>
+          <w:b/>
+          <w:i w:val="0"/>
+        </w:rPr>
+        <w:t>1. Общие сведения об организации</w:t>
       </w:r>
     </w:p>
     <w:p>
@@ -666,8 +721,1688 @@
           <w:b w:val="0"/>
           <w:i w:val="0"/>
         </w:rPr>
-        <w:t>- раздел 2. Мероприятия при угрозе возникновения и возникновении ЧС.</w:t>
-      </w:r>
+        <w:t>Подраздел включает в себя следующую информацию:</w:t>
+      </w:r>
+    </w:p>
+    <w:p>
+      <w:pPr>
+        <w:jc w:val="both"/>
+      </w:pPr>
+      <w:r>
+        <w:rPr>
+          <w:b w:val="0"/>
+          <w:i w:val="0"/>
+        </w:rPr>
+        <w:t>а) краткую административную и экономическую характеристику организации:</w:t>
+      </w:r>
+    </w:p>
+    <w:p>
+      <w:pPr>
+        <w:jc w:val="both"/>
+      </w:pPr>
+      <w:r>
+        <w:rPr>
+          <w:b w:val="0"/>
+          <w:i w:val="0"/>
+        </w:rPr>
+        <w:t>- полное и сокращенное наименование организации;</w:t>
+      </w:r>
+    </w:p>
+    <w:p>
+      <w:pPr>
+        <w:jc w:val="both"/>
+      </w:pPr>
+      <w:r>
+        <w:rPr>
+          <w:b w:val="0"/>
+          <w:i w:val="0"/>
+        </w:rPr>
+        <w:t>- сведения об адресе (месте нахождения) организации;</w:t>
+      </w:r>
+    </w:p>
+    <w:p>
+      <w:pPr>
+        <w:jc w:val="both"/>
+      </w:pPr>
+      <w:r>
+        <w:rPr>
+          <w:b w:val="0"/>
+          <w:i w:val="0"/>
+        </w:rPr>
+        <w:t>- сведения о руководителе организации, должностных лицах подразделений организации, обеспечивающих деятельность организации в области защиты населения и территорий от ЧС, о силах и средствах, предназначенных и привлекаемых для предупреждения и ликвидации ЧС, осуществления обмена информацией и оповещения населения о ЧС;</w:t>
+      </w:r>
+    </w:p>
+    <w:p>
+      <w:pPr>
+        <w:jc w:val="both"/>
+      </w:pPr>
+      <w:r>
+        <w:rPr>
+          <w:b w:val="0"/>
+          <w:i w:val="0"/>
+        </w:rPr>
+        <w:t>- характеристика организационно-правовой формы и формы собственности организации;</w:t>
+      </w:r>
+    </w:p>
+    <w:p>
+      <w:pPr>
+        <w:jc w:val="both"/>
+      </w:pPr>
+      <w:r>
+        <w:rPr>
+          <w:b w:val="0"/>
+          <w:i w:val="0"/>
+        </w:rPr>
+        <w:t>- сведения о правах организации на владение, ПОО, КВО или иными объектами организации;</w:t>
+      </w:r>
+    </w:p>
+    <w:p>
+      <w:pPr>
+        <w:jc w:val="both"/>
+      </w:pPr>
+      <w:r>
+        <w:rPr>
+          <w:b w:val="0"/>
+          <w:i w:val="0"/>
+        </w:rPr>
+        <w:t>- экономическая характеристика организации (код ОКВЭД с расшифровкой);</w:t>
+      </w:r>
+    </w:p>
+    <w:p>
+      <w:pPr>
+        <w:jc w:val="both"/>
+      </w:pPr>
+      <w:r>
+        <w:rPr>
+          <w:b w:val="0"/>
+          <w:i w:val="0"/>
+        </w:rPr>
+        <w:t>- сведения о размерах территории размещения организации;</w:t>
+      </w:r>
+    </w:p>
+    <w:p>
+      <w:pPr>
+        <w:jc w:val="both"/>
+      </w:pPr>
+      <w:r>
+        <w:rPr>
+          <w:b w:val="0"/>
+          <w:i w:val="0"/>
+        </w:rPr>
+        <w:t>- сведения о работниках (персонале) организации;</w:t>
+      </w:r>
+    </w:p>
+    <w:p>
+      <w:pPr>
+        <w:jc w:val="both"/>
+      </w:pPr>
+      <w:r>
+        <w:rPr>
+          <w:b w:val="0"/>
+          <w:i w:val="0"/>
+        </w:rPr>
+        <w:t>- сведения о сторонних организациях, расположенных и (или) осуществляющих производственную или иную деятельность на территории организации;</w:t>
+      </w:r>
+    </w:p>
+    <w:p>
+      <w:pPr>
+        <w:jc w:val="both"/>
+      </w:pPr>
+      <w:r>
+        <w:rPr>
+          <w:b w:val="0"/>
+          <w:i w:val="0"/>
+        </w:rPr>
+        <w:t>- сведения об объектах организации, на территории которых возможно одновременное пребывание более пяти тысяч человек;</w:t>
+      </w:r>
+    </w:p>
+    <w:p>
+      <w:pPr>
+        <w:jc w:val="both"/>
+      </w:pPr>
+      <w:r>
+        <w:rPr>
+          <w:b w:val="0"/>
+          <w:i w:val="0"/>
+        </w:rPr>
+        <w:t>- наименование вышестоящей организации с указанием адреса и телефона;</w:t>
+      </w:r>
+    </w:p>
+    <w:p>
+      <w:pPr>
+        <w:jc w:val="both"/>
+      </w:pPr>
+      <w:r>
+        <w:rPr>
+          <w:b w:val="0"/>
+          <w:i w:val="0"/>
+        </w:rPr>
+        <w:t>- наименование федерального органа исполнительной власти, Государственной корпорации или иного органа государственной власти (органа местного самоуправления), правообладателя организации, или организации, в отношении которой указанные органы осуществляют координацию и регулирование деятельности в соответствующей отрасли (сфере управления);</w:t>
+      </w:r>
+    </w:p>
+    <w:p>
+      <w:pPr>
+        <w:jc w:val="both"/>
+      </w:pPr>
+      <w:r>
+        <w:rPr>
+          <w:b w:val="0"/>
+          <w:i w:val="0"/>
+        </w:rPr>
+        <w:t>б) краткую природно-климатическую характеристику территории размещения организации:</w:t>
+      </w:r>
+    </w:p>
+    <w:p>
+      <w:pPr>
+        <w:jc w:val="both"/>
+      </w:pPr>
+      <w:r>
+        <w:rPr>
+          <w:b w:val="0"/>
+          <w:i w:val="0"/>
+        </w:rPr>
+        <w:t>- климатические условия;</w:t>
+      </w:r>
+    </w:p>
+    <w:p>
+      <w:pPr>
+        <w:jc w:val="both"/>
+      </w:pPr>
+      <w:r>
+        <w:rPr>
+          <w:b w:val="0"/>
+          <w:i w:val="0"/>
+        </w:rPr>
+        <w:t>- рельеф и гидрография;</w:t>
+      </w:r>
+    </w:p>
+    <w:p>
+      <w:pPr>
+        <w:jc w:val="both"/>
+      </w:pPr>
+      <w:r>
+        <w:rPr>
+          <w:b w:val="0"/>
+          <w:i w:val="0"/>
+        </w:rPr>
+        <w:t>- инженерно-геологические и гидрогеологические условия;</w:t>
+      </w:r>
+    </w:p>
+    <w:p>
+      <w:pPr>
+        <w:jc w:val="both"/>
+      </w:pPr>
+      <w:r>
+        <w:rPr>
+          <w:b w:val="0"/>
+          <w:i w:val="0"/>
+        </w:rPr>
+        <w:t>- сейсмическая активность, оползневая и селевая опасности.</w:t>
+      </w:r>
+    </w:p>
+    <w:p>
+      <w:r/>
+    </w:p>
+    <w:p>
+      <w:pPr>
+        <w:jc w:val="both"/>
+      </w:pPr>
+      <w:r>
+        <w:rPr>
+          <w:b/>
+          <w:i w:val="0"/>
+        </w:rPr>
+        <w:t>2. Сведения об имеющихся органах управления и силах организации для решения задач по защите от ЧС</w:t>
+      </w:r>
+    </w:p>
+    <w:p>
+      <w:pPr>
+        <w:jc w:val="both"/>
+      </w:pPr>
+      <w:r>
+        <w:rPr>
+          <w:b w:val="0"/>
+          <w:i w:val="0"/>
+        </w:rPr>
+        <w:t>Подраздел включает в себя следующую информацию:</w:t>
+      </w:r>
+    </w:p>
+    <w:p>
+      <w:pPr>
+        <w:jc w:val="both"/>
+      </w:pPr>
+      <w:r>
+        <w:rPr>
+          <w:b w:val="0"/>
+          <w:i w:val="0"/>
+        </w:rPr>
+        <w:t>а) сведения об органах управления:</w:t>
+      </w:r>
+    </w:p>
+    <w:p>
+      <w:pPr>
+        <w:jc w:val="both"/>
+      </w:pPr>
+      <w:r>
+        <w:rPr>
+          <w:b w:val="0"/>
+          <w:i w:val="0"/>
+        </w:rPr>
+        <w:t>- наименование органа управления;</w:t>
+      </w:r>
+    </w:p>
+    <w:p>
+      <w:pPr>
+        <w:jc w:val="both"/>
+      </w:pPr>
+      <w:r>
+        <w:rPr>
+          <w:b w:val="0"/>
+          <w:i w:val="0"/>
+        </w:rPr>
+        <w:t>- наименование должности по штатному расписанию организации;</w:t>
+      </w:r>
+    </w:p>
+    <w:p>
+      <w:pPr>
+        <w:jc w:val="both"/>
+      </w:pPr>
+      <w:r>
+        <w:rPr>
+          <w:b w:val="0"/>
+          <w:i w:val="0"/>
+        </w:rPr>
+        <w:t>- фамилия, имя, отчество, телефон (городской, служебный);</w:t>
+      </w:r>
+    </w:p>
+    <w:p>
+      <w:pPr>
+        <w:jc w:val="both"/>
+      </w:pPr>
+      <w:r>
+        <w:rPr>
+          <w:b w:val="0"/>
+          <w:i w:val="0"/>
+        </w:rPr>
+        <w:t>б) характеристику профессиональных АСФ организации:</w:t>
+      </w:r>
+    </w:p>
+    <w:p>
+      <w:pPr>
+        <w:jc w:val="both"/>
+      </w:pPr>
+      <w:r>
+        <w:rPr>
+          <w:b w:val="0"/>
+          <w:i w:val="0"/>
+        </w:rPr>
+        <w:t>- наименование формирования;</w:t>
+      </w:r>
+    </w:p>
+    <w:p>
+      <w:pPr>
+        <w:jc w:val="both"/>
+      </w:pPr>
+      <w:r>
+        <w:rPr>
+          <w:b w:val="0"/>
+          <w:i w:val="0"/>
+        </w:rPr>
+        <w:t>- штат формирования;</w:t>
+      </w:r>
+    </w:p>
+    <w:p>
+      <w:pPr>
+        <w:jc w:val="both"/>
+      </w:pPr>
+      <w:r>
+        <w:rPr>
+          <w:b w:val="0"/>
+          <w:i w:val="0"/>
+        </w:rPr>
+        <w:t>- наименование и реквизиты локального нормативного акта организации о создании формирования;</w:t>
+      </w:r>
+    </w:p>
+    <w:p>
+      <w:pPr>
+        <w:jc w:val="both"/>
+      </w:pPr>
+      <w:r>
+        <w:rPr>
+          <w:b w:val="0"/>
+          <w:i w:val="0"/>
+        </w:rPr>
+        <w:t>- реквизиты свидетельства об аттестации формирования на право ведения аварийно-спасательных работ (дата, регистрационный номер, срок действия);</w:t>
+      </w:r>
+    </w:p>
+    <w:p>
+      <w:pPr>
+        <w:jc w:val="both"/>
+      </w:pPr>
+      <w:r>
+        <w:rPr>
+          <w:b w:val="0"/>
+          <w:i w:val="0"/>
+        </w:rPr>
+        <w:t>- перечень видов аварийно-спасательных работ, на ведение которых аттестовано формирование;</w:t>
+      </w:r>
+    </w:p>
+    <w:p>
+      <w:pPr>
+        <w:jc w:val="both"/>
+      </w:pPr>
+      <w:r>
+        <w:rPr>
+          <w:b w:val="0"/>
+          <w:i w:val="0"/>
+        </w:rPr>
+        <w:t>- характеристика оснащения формирования техническими, транспортными и иными средствами;</w:t>
+      </w:r>
+    </w:p>
+    <w:p>
+      <w:pPr>
+        <w:jc w:val="both"/>
+      </w:pPr>
+      <w:r>
+        <w:rPr>
+          <w:b w:val="0"/>
+          <w:i w:val="0"/>
+        </w:rPr>
+        <w:t>в) характеристику нештатных асф организации:</w:t>
+      </w:r>
+    </w:p>
+    <w:p>
+      <w:pPr>
+        <w:jc w:val="both"/>
+      </w:pPr>
+      <w:r>
+        <w:rPr>
+          <w:b w:val="0"/>
+          <w:i w:val="0"/>
+        </w:rPr>
+        <w:t>- наименование формирования;</w:t>
+      </w:r>
+    </w:p>
+    <w:p>
+      <w:pPr>
+        <w:jc w:val="both"/>
+      </w:pPr>
+      <w:r>
+        <w:rPr>
+          <w:b w:val="0"/>
+          <w:i w:val="0"/>
+        </w:rPr>
+        <w:t>- штат формирования;</w:t>
+      </w:r>
+    </w:p>
+    <w:p>
+      <w:pPr>
+        <w:jc w:val="both"/>
+      </w:pPr>
+      <w:r>
+        <w:rPr>
+          <w:b w:val="0"/>
+          <w:i w:val="0"/>
+        </w:rPr>
+        <w:t>- наименование и реквизиты локального нормативного акта организации о создании формирования;</w:t>
+      </w:r>
+    </w:p>
+    <w:p>
+      <w:pPr>
+        <w:jc w:val="both"/>
+      </w:pPr>
+      <w:r>
+        <w:rPr>
+          <w:b w:val="0"/>
+          <w:i w:val="0"/>
+        </w:rPr>
+        <w:t>- реквизиты свидетельства об аттестации формирования на право ведения аварийно-спасательных работ (дата, регистрационный номер, срок действия);</w:t>
+      </w:r>
+    </w:p>
+    <w:p>
+      <w:pPr>
+        <w:jc w:val="both"/>
+      </w:pPr>
+      <w:r>
+        <w:rPr>
+          <w:b w:val="0"/>
+          <w:i w:val="0"/>
+        </w:rPr>
+        <w:t>- перечень видов аварийно-спасательных работ, на ведение которых аттестовано формирование;</w:t>
+      </w:r>
+    </w:p>
+    <w:p>
+      <w:pPr>
+        <w:jc w:val="both"/>
+      </w:pPr>
+      <w:r>
+        <w:rPr>
+          <w:b w:val="0"/>
+          <w:i w:val="0"/>
+        </w:rPr>
+        <w:t>- характеристика оснащения формирования техническими, транспортными и иными средствами;</w:t>
+      </w:r>
+    </w:p>
+    <w:p>
+      <w:pPr>
+        <w:jc w:val="both"/>
+      </w:pPr>
+      <w:r>
+        <w:rPr>
+          <w:b w:val="0"/>
+          <w:i w:val="0"/>
+        </w:rPr>
+        <w:t>г) характеристику нештатных формирований по обеспечению выполнения мероприятий по гражданской обороне организации:</w:t>
+      </w:r>
+    </w:p>
+    <w:p>
+      <w:pPr>
+        <w:jc w:val="both"/>
+      </w:pPr>
+      <w:r>
+        <w:rPr>
+          <w:b w:val="0"/>
+          <w:i w:val="0"/>
+        </w:rPr>
+        <w:t>- наименование формирования;</w:t>
+      </w:r>
+    </w:p>
+    <w:p>
+      <w:pPr>
+        <w:jc w:val="both"/>
+      </w:pPr>
+      <w:r>
+        <w:rPr>
+          <w:b w:val="0"/>
+          <w:i w:val="0"/>
+        </w:rPr>
+        <w:t>- штат формирования;</w:t>
+      </w:r>
+    </w:p>
+    <w:p>
+      <w:pPr>
+        <w:jc w:val="both"/>
+      </w:pPr>
+      <w:r>
+        <w:rPr>
+          <w:b w:val="0"/>
+          <w:i w:val="0"/>
+        </w:rPr>
+        <w:t>- наименование и реквизиты локального нормативного акта организации о создании формирования;</w:t>
+      </w:r>
+    </w:p>
+    <w:p>
+      <w:pPr>
+        <w:jc w:val="both"/>
+      </w:pPr>
+      <w:r>
+        <w:rPr>
+          <w:b w:val="0"/>
+          <w:i w:val="0"/>
+        </w:rPr>
+        <w:t>- перечень видов выполняемых работ формированием;</w:t>
+      </w:r>
+    </w:p>
+    <w:p>
+      <w:pPr>
+        <w:jc w:val="both"/>
+      </w:pPr>
+      <w:r>
+        <w:rPr>
+          <w:b w:val="0"/>
+          <w:i w:val="0"/>
+        </w:rPr>
+        <w:t>- характеристика оснащения формирования техническими, транспортными и иными средствами.</w:t>
+      </w:r>
+    </w:p>
+    <w:p>
+      <w:r/>
+    </w:p>
+    <w:p>
+      <w:pPr>
+        <w:jc w:val="both"/>
+      </w:pPr>
+      <w:r>
+        <w:rPr>
+          <w:b/>
+          <w:i w:val="0"/>
+        </w:rPr>
+        <w:t>3. Сведения об имеющихся объектах гражданской обороны организации</w:t>
+      </w:r>
+    </w:p>
+    <w:p>
+      <w:pPr>
+        <w:jc w:val="both"/>
+      </w:pPr>
+      <w:r>
+        <w:rPr>
+          <w:b w:val="0"/>
+          <w:i w:val="0"/>
+        </w:rPr>
+        <w:t>Подраздел включает в себя следующую информацию:</w:t>
+      </w:r>
+    </w:p>
+    <w:p>
+      <w:pPr>
+        <w:jc w:val="both"/>
+      </w:pPr>
+      <w:r>
+        <w:rPr>
+          <w:b w:val="0"/>
+          <w:i w:val="0"/>
+        </w:rPr>
+        <w:t>- наименование объекта гражданской обороны;</w:t>
+      </w:r>
+    </w:p>
+    <w:p>
+      <w:pPr>
+        <w:jc w:val="both"/>
+      </w:pPr>
+      <w:r>
+        <w:rPr>
+          <w:b w:val="0"/>
+          <w:i w:val="0"/>
+        </w:rPr>
+        <w:t>- характеристику объекта гражданской обороны [вид, учетный номер, адрес (местонахождения), назначение, характеристика защищенности, проектная вместимость, организация – балансодержатель].</w:t>
+      </w:r>
+    </w:p>
+    <w:p>
+      <w:r/>
+    </w:p>
+    <w:p>
+      <w:pPr>
+        <w:jc w:val="both"/>
+      </w:pPr>
+      <w:r>
+        <w:rPr>
+          <w:b/>
+          <w:i w:val="0"/>
+        </w:rPr>
+        <w:t>4. Сведения об имеющихся резервах материальных и финансовых ресурсов организации для ликвидации ЧС</w:t>
+      </w:r>
+    </w:p>
+    <w:p>
+      <w:pPr>
+        <w:jc w:val="both"/>
+      </w:pPr>
+      <w:r>
+        <w:rPr>
+          <w:b w:val="0"/>
+          <w:i w:val="0"/>
+        </w:rPr>
+        <w:t>Подраздел включает в себя следующую информацию:</w:t>
+      </w:r>
+    </w:p>
+    <w:p>
+      <w:pPr>
+        <w:jc w:val="both"/>
+      </w:pPr>
+      <w:r>
+        <w:rPr>
+          <w:b w:val="0"/>
+          <w:i w:val="0"/>
+        </w:rPr>
+        <w:t>а) характеристику резервов материальных ресурсов, с указанием:</w:t>
+      </w:r>
+    </w:p>
+    <w:p>
+      <w:pPr>
+        <w:jc w:val="both"/>
+      </w:pPr>
+      <w:r>
+        <w:rPr>
+          <w:b w:val="0"/>
+          <w:i w:val="0"/>
+        </w:rPr>
+        <w:t>- номенклатуры резерва;</w:t>
+      </w:r>
+    </w:p>
+    <w:p>
+      <w:pPr>
+        <w:jc w:val="both"/>
+      </w:pPr>
+      <w:r>
+        <w:rPr>
+          <w:b w:val="0"/>
+          <w:i w:val="0"/>
+        </w:rPr>
+        <w:t>- назначения резерва;</w:t>
+      </w:r>
+    </w:p>
+    <w:p>
+      <w:pPr>
+        <w:jc w:val="both"/>
+      </w:pPr>
+      <w:r>
+        <w:rPr>
+          <w:b w:val="0"/>
+          <w:i w:val="0"/>
+        </w:rPr>
+        <w:t>- количества резерва;</w:t>
+      </w:r>
+    </w:p>
+    <w:p>
+      <w:pPr>
+        <w:jc w:val="both"/>
+      </w:pPr>
+      <w:r>
+        <w:rPr>
+          <w:b w:val="0"/>
+          <w:i w:val="0"/>
+        </w:rPr>
+        <w:t>- места размещения резерва;</w:t>
+      </w:r>
+    </w:p>
+    <w:p>
+      <w:pPr>
+        <w:jc w:val="both"/>
+      </w:pPr>
+      <w:r>
+        <w:rPr>
+          <w:b w:val="0"/>
+          <w:i w:val="0"/>
+        </w:rPr>
+        <w:t>- эксплуатационной (технической) готовности к использованию резерва;</w:t>
+      </w:r>
+    </w:p>
+    <w:p>
+      <w:pPr>
+        <w:jc w:val="both"/>
+      </w:pPr>
+      <w:r>
+        <w:rPr>
+          <w:b w:val="0"/>
+          <w:i w:val="0"/>
+        </w:rPr>
+        <w:t>- реквизитов локального нормативного акта организации на создание резерва;</w:t>
+      </w:r>
+    </w:p>
+    <w:p>
+      <w:pPr>
+        <w:jc w:val="both"/>
+      </w:pPr>
+      <w:r>
+        <w:rPr>
+          <w:b w:val="0"/>
+          <w:i w:val="0"/>
+        </w:rPr>
+        <w:t>б) характеристику резервов финансовых ресурсов, с указанием:</w:t>
+      </w:r>
+    </w:p>
+    <w:p>
+      <w:pPr>
+        <w:jc w:val="both"/>
+      </w:pPr>
+      <w:r>
+        <w:rPr>
+          <w:b w:val="0"/>
+          <w:i w:val="0"/>
+        </w:rPr>
+        <w:t>- номенклатуры резерва;</w:t>
+      </w:r>
+    </w:p>
+    <w:p>
+      <w:pPr>
+        <w:jc w:val="both"/>
+      </w:pPr>
+      <w:r>
+        <w:rPr>
+          <w:b w:val="0"/>
+          <w:i w:val="0"/>
+        </w:rPr>
+        <w:t>- назначения финансового резерва;</w:t>
+      </w:r>
+    </w:p>
+    <w:p>
+      <w:pPr>
+        <w:jc w:val="both"/>
+      </w:pPr>
+      <w:r>
+        <w:rPr>
+          <w:b w:val="0"/>
+          <w:i w:val="0"/>
+        </w:rPr>
+        <w:t>- суммы финансового резерва;</w:t>
+      </w:r>
+    </w:p>
+    <w:p>
+      <w:pPr>
+        <w:jc w:val="both"/>
+      </w:pPr>
+      <w:r>
+        <w:rPr>
+          <w:b w:val="0"/>
+          <w:i w:val="0"/>
+        </w:rPr>
+        <w:t>- реквизитов локального нормативного акта организации на создание финансового резерва.</w:t>
+      </w:r>
+    </w:p>
+    <w:p>
+      <w:r/>
+    </w:p>
+    <w:p>
+      <w:pPr>
+        <w:jc w:val="both"/>
+      </w:pPr>
+      <w:r>
+        <w:rPr>
+          <w:b/>
+          <w:i w:val="0"/>
+        </w:rPr>
+        <w:t>5. Сведения о рядом расположенных ОПО, ПОО, поражающие факторы источников ЧС на которых могут оказать негативное воздействие на территорию и функционирование организации</w:t>
+      </w:r>
+    </w:p>
+    <w:p>
+      <w:pPr>
+        <w:jc w:val="both"/>
+      </w:pPr>
+      <w:r>
+        <w:rPr>
+          <w:b w:val="0"/>
+          <w:i w:val="0"/>
+        </w:rPr>
+        <w:t>Подраздел включает в себя следующую информацию:</w:t>
+      </w:r>
+    </w:p>
+    <w:p>
+      <w:pPr>
+        <w:jc w:val="both"/>
+      </w:pPr>
+      <w:r>
+        <w:rPr>
+          <w:b w:val="0"/>
+          <w:i w:val="0"/>
+        </w:rPr>
+        <w:t>а) наименование организации, эксплуатирующей ОПО, ПОО;</w:t>
+      </w:r>
+    </w:p>
+    <w:p>
+      <w:pPr>
+        <w:jc w:val="both"/>
+      </w:pPr>
+      <w:r>
+        <w:rPr>
+          <w:b w:val="0"/>
+          <w:i w:val="0"/>
+        </w:rPr>
+        <w:t>б) полное наименование ОПО, ПОО;</w:t>
+      </w:r>
+    </w:p>
+    <w:p>
+      <w:pPr>
+        <w:jc w:val="both"/>
+      </w:pPr>
+      <w:r>
+        <w:rPr>
+          <w:b w:val="0"/>
+          <w:i w:val="0"/>
+        </w:rPr>
+        <w:t>в) адрес (местонахождение) ОПО, ПОО;</w:t>
+      </w:r>
+    </w:p>
+    <w:p>
+      <w:pPr>
+        <w:jc w:val="both"/>
+      </w:pPr>
+      <w:r>
+        <w:rPr>
+          <w:b w:val="0"/>
+          <w:i w:val="0"/>
+        </w:rPr>
+        <w:t>г) категорию опасности организации;</w:t>
+      </w:r>
+    </w:p>
+    <w:p>
+      <w:pPr>
+        <w:jc w:val="both"/>
+      </w:pPr>
+      <w:r>
+        <w:rPr>
+          <w:b w:val="0"/>
+          <w:i w:val="0"/>
+        </w:rPr>
+        <w:t>д) характеристику зоны действия наиболее опасного поражающего фактора источника ЧС при его возникновении на ОПО, ПОО, с указанием:</w:t>
+      </w:r>
+    </w:p>
+    <w:p>
+      <w:pPr>
+        <w:jc w:val="both"/>
+      </w:pPr>
+      <w:r>
+        <w:rPr>
+          <w:b w:val="0"/>
+          <w:i w:val="0"/>
+        </w:rPr>
+        <w:t>- характеристики опасного вещества (материала, строительной и иной конструкции);</w:t>
+      </w:r>
+    </w:p>
+    <w:p>
+      <w:pPr>
+        <w:jc w:val="both"/>
+      </w:pPr>
+      <w:r>
+        <w:rPr>
+          <w:b w:val="0"/>
+          <w:i w:val="0"/>
+        </w:rPr>
+        <w:t>- наименования источника ЧС;</w:t>
+      </w:r>
+    </w:p>
+    <w:p>
+      <w:pPr>
+        <w:jc w:val="both"/>
+      </w:pPr>
+      <w:r>
+        <w:rPr>
+          <w:b w:val="0"/>
+          <w:i w:val="0"/>
+        </w:rPr>
+        <w:t>- наименования поражающего фактора источника ЧС;</w:t>
+      </w:r>
+    </w:p>
+    <w:p>
+      <w:pPr>
+        <w:jc w:val="both"/>
+      </w:pPr>
+      <w:r>
+        <w:rPr>
+          <w:b w:val="0"/>
+          <w:i w:val="0"/>
+        </w:rPr>
+        <w:t>- площади зоны действия поражающего фактора, м</w:t>
+      </w:r>
+      <w:r>
+        <w:rPr>
+          <w:b w:val="0"/>
+          <w:i w:val="0"/>
+          <w:vertAlign w:val="superscript"/>
+        </w:rPr>
+        <w:t>2</w:t>
+      </w:r>
+      <w:r>
+        <w:rPr>
+          <w:b w:val="0"/>
+          <w:i w:val="0"/>
+        </w:rPr>
+        <w:t>;</w:t>
+      </w:r>
+    </w:p>
+    <w:p>
+      <w:pPr>
+        <w:jc w:val="both"/>
+      </w:pPr>
+      <w:r>
+        <w:rPr>
+          <w:b w:val="0"/>
+          <w:i w:val="0"/>
+        </w:rPr>
+        <w:t>- радиуса зоны действия поражающего фактора, м.</w:t>
+      </w:r>
+    </w:p>
+    <w:p>
+      <w:r/>
+    </w:p>
+    <w:p>
+      <w:pPr>
+        <w:jc w:val="both"/>
+      </w:pPr>
+      <w:r>
+        <w:rPr>
+          <w:b/>
+          <w:i w:val="0"/>
+        </w:rPr>
+        <w:t>6. Сведения о взаимодействующих с организацией органах управления и силах территориальной и функциональной подсистем РСЧС</w:t>
+      </w:r>
+    </w:p>
+    <w:p>
+      <w:pPr>
+        <w:jc w:val="both"/>
+      </w:pPr>
+      <w:r>
+        <w:rPr>
+          <w:b w:val="0"/>
+          <w:i w:val="0"/>
+        </w:rPr>
+        <w:t>Подраздел включает в себя следующую информацию:</w:t>
+      </w:r>
+    </w:p>
+    <w:p>
+      <w:pPr>
+        <w:jc w:val="both"/>
+      </w:pPr>
+      <w:r>
+        <w:rPr>
+          <w:b w:val="0"/>
+          <w:i w:val="0"/>
+        </w:rPr>
+        <w:t>а) сведения о взаимодействующих органах управления, с указанием:</w:t>
+      </w:r>
+    </w:p>
+    <w:p>
+      <w:pPr>
+        <w:jc w:val="both"/>
+      </w:pPr>
+      <w:r>
+        <w:rPr>
+          <w:b w:val="0"/>
+          <w:i w:val="0"/>
+        </w:rPr>
+        <w:t>- наименования органа управления;</w:t>
+      </w:r>
+    </w:p>
+    <w:p>
+      <w:pPr>
+        <w:jc w:val="both"/>
+      </w:pPr>
+      <w:r>
+        <w:rPr>
+          <w:b w:val="0"/>
+          <w:i w:val="0"/>
+        </w:rPr>
+        <w:t>- адреса органа управления;</w:t>
+      </w:r>
+    </w:p>
+    <w:p>
+      <w:pPr>
+        <w:jc w:val="both"/>
+      </w:pPr>
+      <w:r>
+        <w:rPr>
+          <w:b w:val="0"/>
+          <w:i w:val="0"/>
+        </w:rPr>
+        <w:t>- наименования должностного лица (оперативного дежурного) органа управления, осуществляющего оперативное взаимодействие с организацией;</w:t>
+      </w:r>
+    </w:p>
+    <w:p>
+      <w:pPr>
+        <w:jc w:val="both"/>
+      </w:pPr>
+      <w:r>
+        <w:rPr>
+          <w:b w:val="0"/>
+          <w:i w:val="0"/>
+        </w:rPr>
+        <w:t>- телефона (городского, служебного);</w:t>
+      </w:r>
+    </w:p>
+    <w:p>
+      <w:pPr>
+        <w:jc w:val="both"/>
+      </w:pPr>
+      <w:r>
+        <w:rPr>
+          <w:b w:val="0"/>
+          <w:i w:val="0"/>
+        </w:rPr>
+        <w:t>б) сведения о профессиональных АСФ и иных организациях, осуществляющих на договорной основе аварийно-спасательное и иное обслуживание (оказание услуг) организации, с указанием:</w:t>
+      </w:r>
+    </w:p>
+    <w:p>
+      <w:pPr>
+        <w:jc w:val="both"/>
+      </w:pPr>
+      <w:r>
+        <w:rPr>
+          <w:b w:val="0"/>
+          <w:i w:val="0"/>
+        </w:rPr>
+        <w:t>- наименования формирования (организации);</w:t>
+      </w:r>
+    </w:p>
+    <w:p>
+      <w:pPr>
+        <w:jc w:val="both"/>
+      </w:pPr>
+      <w:r>
+        <w:rPr>
+          <w:b w:val="0"/>
+          <w:i w:val="0"/>
+        </w:rPr>
+        <w:t>- штата формирования (организации);</w:t>
+      </w:r>
+    </w:p>
+    <w:p>
+      <w:pPr>
+        <w:jc w:val="both"/>
+      </w:pPr>
+      <w:r>
+        <w:rPr>
+          <w:b w:val="0"/>
+          <w:i w:val="0"/>
+        </w:rPr>
+        <w:t>- сведений о фактическом адресе (месте нахождения) формирования (организации);</w:t>
+      </w:r>
+    </w:p>
+    <w:p>
+      <w:pPr>
+        <w:jc w:val="both"/>
+      </w:pPr>
+      <w:r>
+        <w:rPr>
+          <w:b w:val="0"/>
+          <w:i w:val="0"/>
+        </w:rPr>
+        <w:t>- контактного телефона, телефона диспетчера (оперативного дежурного);</w:t>
+      </w:r>
+    </w:p>
+    <w:p>
+      <w:pPr>
+        <w:jc w:val="both"/>
+      </w:pPr>
+      <w:r>
+        <w:rPr>
+          <w:b w:val="0"/>
+          <w:i w:val="0"/>
+        </w:rPr>
+        <w:t>- реквизитов свидетельства об аттестации формирования (организации) на право ведения аварийно-спасательных работ (дата, регистрационный номер, срок действия);</w:t>
+      </w:r>
+    </w:p>
+    <w:p>
+      <w:pPr>
+        <w:jc w:val="both"/>
+      </w:pPr>
+      <w:r>
+        <w:rPr>
+          <w:b w:val="0"/>
+          <w:i w:val="0"/>
+        </w:rPr>
+        <w:t>- перечня видов аварийно-спасательных работ, на ведение которых аттестовано формирование (организация);</w:t>
+      </w:r>
+    </w:p>
+    <w:p>
+      <w:pPr>
+        <w:jc w:val="both"/>
+      </w:pPr>
+      <w:r>
+        <w:rPr>
+          <w:b w:val="0"/>
+          <w:i w:val="0"/>
+        </w:rPr>
+        <w:t>- характеристики оснащения формирования техническими, транспортными и иными средствами;</w:t>
+      </w:r>
+    </w:p>
+    <w:p>
+      <w:pPr>
+        <w:jc w:val="both"/>
+      </w:pPr>
+      <w:r>
+        <w:rPr>
+          <w:b w:val="0"/>
+          <w:i w:val="0"/>
+        </w:rPr>
+        <w:t>- реквизитов документа, регламентирующего аварийно-спасательное и иное обслуживание (оказание услуг) организации;</w:t>
+      </w:r>
+    </w:p>
+    <w:p>
+      <w:pPr>
+        <w:jc w:val="both"/>
+      </w:pPr>
+      <w:r>
+        <w:rPr>
+          <w:b w:val="0"/>
+          <w:i w:val="0"/>
+        </w:rPr>
+        <w:t>в) сведения об организациях, осуществляющих на договорной основе выполнение АСДНР и иное обслуживание (оказание услуг) организации, с указанием:</w:t>
+      </w:r>
+    </w:p>
+    <w:p>
+      <w:pPr>
+        <w:jc w:val="both"/>
+      </w:pPr>
+      <w:r>
+        <w:rPr>
+          <w:b w:val="0"/>
+          <w:i w:val="0"/>
+        </w:rPr>
+        <w:t>- наименования договорной (обслуживающей) организации;</w:t>
+      </w:r>
+    </w:p>
+    <w:p>
+      <w:pPr>
+        <w:jc w:val="both"/>
+      </w:pPr>
+      <w:r>
+        <w:rPr>
+          <w:b w:val="0"/>
+          <w:i w:val="0"/>
+        </w:rPr>
+        <w:t>- контактного телефона, телефона диспетчера (оперативного дежурного);</w:t>
+      </w:r>
+    </w:p>
+    <w:p>
+      <w:pPr>
+        <w:jc w:val="both"/>
+      </w:pPr>
+      <w:r>
+        <w:rPr>
+          <w:b w:val="0"/>
+          <w:i w:val="0"/>
+        </w:rPr>
+        <w:t>- реквизитов документа, регламентирующего аварийно-спасательное и иное обслуживание (оказание услуг);</w:t>
+      </w:r>
+    </w:p>
+    <w:p>
+      <w:pPr>
+        <w:jc w:val="both"/>
+      </w:pPr>
+      <w:r>
+        <w:rPr>
+          <w:b w:val="0"/>
+          <w:i w:val="0"/>
+        </w:rPr>
+        <w:t>- наименования выполняемых работ по аварийно-спасательному и иному обслуживанию (оказанию услуг).</w:t>
+      </w:r>
+    </w:p>
+    <w:p>
+      <w:r/>
+    </w:p>
+    <w:p>
+      <w:pPr>
+        <w:jc w:val="both"/>
+      </w:pPr>
+      <w:r>
+        <w:rPr>
+          <w:b/>
+          <w:i w:val="0"/>
+        </w:rPr>
+        <w:t>7. Характеристика запланированных в организации мероприятий по предупреждению и снижению возможных негативных последствий ЧС</w:t>
+      </w:r>
+    </w:p>
+    <w:p>
+      <w:pPr>
+        <w:jc w:val="both"/>
+      </w:pPr>
+      <w:r>
+        <w:rPr>
+          <w:b w:val="0"/>
+          <w:i w:val="0"/>
+        </w:rPr>
+        <w:t>Подраздел включает в себя следующую информацию:</w:t>
+      </w:r>
+    </w:p>
+    <w:p>
+      <w:pPr>
+        <w:jc w:val="both"/>
+      </w:pPr>
+      <w:r>
+        <w:rPr>
+          <w:b w:val="0"/>
+          <w:i w:val="0"/>
+        </w:rPr>
+        <w:t>а) наименование мероприятия;</w:t>
+      </w:r>
+    </w:p>
+    <w:p>
+      <w:pPr>
+        <w:jc w:val="both"/>
+      </w:pPr>
+      <w:r>
+        <w:rPr>
+          <w:b w:val="0"/>
+          <w:i w:val="0"/>
+        </w:rPr>
+        <w:t>б) структурное подразделение организации, ответственное за выполнение мероприятия;</w:t>
+      </w:r>
+    </w:p>
+    <w:p>
+      <w:pPr>
+        <w:jc w:val="both"/>
+      </w:pPr>
+      <w:r>
+        <w:rPr>
+          <w:b w:val="0"/>
+          <w:i w:val="0"/>
+        </w:rPr>
+        <w:t>в) характеристику запланированного к выполнению мероприятия, с указанием:</w:t>
+      </w:r>
+    </w:p>
+    <w:p>
+      <w:pPr>
+        <w:jc w:val="both"/>
+      </w:pPr>
+      <w:r>
+        <w:rPr>
+          <w:b w:val="0"/>
+          <w:i w:val="0"/>
+        </w:rPr>
+        <w:t>- объема и иных показателей, характеризующих выполнение мероприятия;</w:t>
+      </w:r>
+    </w:p>
+    <w:p>
+      <w:pPr>
+        <w:jc w:val="both"/>
+      </w:pPr>
+      <w:r>
+        <w:rPr>
+          <w:b w:val="0"/>
+          <w:i w:val="0"/>
+        </w:rPr>
+        <w:t>- срока выполнения мероприятия;</w:t>
+      </w:r>
+    </w:p>
+    <w:p>
+      <w:pPr>
+        <w:jc w:val="both"/>
+      </w:pPr>
+      <w:r>
+        <w:rPr>
+          <w:b w:val="0"/>
+          <w:i w:val="0"/>
+        </w:rPr>
+        <w:t>- ожидаемых результатов после реализации выполнения мероприятия.</w:t>
+      </w:r>
+    </w:p>
+    <w:p>
+      <w:r/>
+    </w:p>
+    <w:p>
+      <w:pPr>
+        <w:jc w:val="both"/>
+      </w:pPr>
+      <w:r>
+        <w:rPr>
+          <w:b/>
+          <w:i w:val="0"/>
+        </w:rPr>
+        <w:t>8. Краткая характеристика сценариев возникновения и развития ЧС на территории организации</w:t>
+      </w:r>
+    </w:p>
+    <w:p>
+      <w:pPr>
+        <w:jc w:val="both"/>
+      </w:pPr>
+      <w:r>
+        <w:rPr>
+          <w:b w:val="0"/>
+          <w:i w:val="0"/>
+        </w:rPr>
+        <w:t>Подраздел включает в себя следующую информацию:</w:t>
+      </w:r>
+    </w:p>
+    <w:p>
+      <w:pPr>
+        <w:jc w:val="both"/>
+      </w:pPr>
+      <w:r>
+        <w:rPr>
+          <w:b w:val="0"/>
+          <w:i w:val="0"/>
+        </w:rPr>
+        <w:t>а) сценарии развития ЧС на территории организации [рассматриваются аварии на всех видах транспорта, ПОО; аварии на объектах жизнеобеспечения (инженерных сетях); пожары; взрывы; катастрофические затопления; радиационное и химическое и биологическое загрязнение (заражение); массовые инфекционные заболевания; разрушение зданий и сооружений; террористические акты];</w:t>
+      </w:r>
+    </w:p>
+    <w:p>
+      <w:pPr>
+        <w:jc w:val="both"/>
+      </w:pPr>
+      <w:r>
+        <w:rPr>
+          <w:b w:val="0"/>
+          <w:i w:val="0"/>
+        </w:rPr>
+        <w:t>б) характеристику возможной обстановки на территории организации при возникновении ЧС, с указанием:</w:t>
+      </w:r>
+    </w:p>
+    <w:p>
+      <w:pPr>
+        <w:jc w:val="both"/>
+      </w:pPr>
+      <w:r>
+        <w:rPr>
+          <w:b w:val="0"/>
+          <w:i w:val="0"/>
+        </w:rPr>
+        <w:t>- возможных зон радиоактивного загрязнения, химического и биологического заражения [указывается источник загрязнения и (или) заражения и его количество, объем], зон катастрофического затопления, пожаров, взрывов;</w:t>
+      </w:r>
+    </w:p>
+    <w:p>
+      <w:pPr>
+        <w:jc w:val="both"/>
+      </w:pPr>
+      <w:r>
+        <w:rPr>
+          <w:b w:val="0"/>
+          <w:i w:val="0"/>
+        </w:rPr>
+        <w:t>- численности персонала и объектов организации, которые могут оказаться в зоне действия поражающих факторов;</w:t>
+      </w:r>
+    </w:p>
+    <w:p>
+      <w:pPr>
+        <w:jc w:val="both"/>
+      </w:pPr>
+      <w:r>
+        <w:rPr>
+          <w:b w:val="0"/>
+          <w:i w:val="0"/>
+        </w:rPr>
+        <w:t>- возможного ущерба (в том числе потери населения, проживающего вблизи организации и находящихся в зоне действия поражающих факторов, материальный ущерб);</w:t>
+      </w:r>
+    </w:p>
+    <w:p>
+      <w:pPr>
+        <w:jc w:val="both"/>
+      </w:pPr>
+      <w:r>
+        <w:rPr>
+          <w:b w:val="0"/>
+          <w:i w:val="0"/>
+        </w:rPr>
+        <w:t>- предстоящих мероприятий по ликвидации ЧС и ее последствий.</w:t>
+      </w:r>
+    </w:p>
+    <w:p>
+      <w:r/>
+    </w:p>
+    <w:p>
+      <w:pPr>
+        <w:jc w:val="both"/>
+      </w:pPr>
+      <w:r>
+        <w:rPr>
+          <w:b/>
+          <w:i w:val="0"/>
+        </w:rPr>
+        <w:t>9. Краткая характеристика негативного воздействия на территорию организации возможных наиболее опасных сценариев возникновения и развития ЧС на рядом расположенных ПОО</w:t>
+      </w:r>
+    </w:p>
+    <w:p>
+      <w:pPr>
+        <w:jc w:val="both"/>
+      </w:pPr>
+      <w:r>
+        <w:rPr>
+          <w:b w:val="0"/>
+          <w:i w:val="0"/>
+        </w:rPr>
+        <w:t>Подраздел включает в себя следующую информацию:</w:t>
+      </w:r>
+    </w:p>
+    <w:p>
+      <w:pPr>
+        <w:jc w:val="both"/>
+      </w:pPr>
+      <w:r>
+        <w:rPr>
+          <w:b w:val="0"/>
+          <w:i w:val="0"/>
+        </w:rPr>
+        <w:t>а) перечень ПОО, расположенных вблизи организации, с указанием:</w:t>
+      </w:r>
+    </w:p>
+    <w:p>
+      <w:pPr>
+        <w:jc w:val="both"/>
+      </w:pPr>
+      <w:r>
+        <w:rPr>
+          <w:b w:val="0"/>
+          <w:i w:val="0"/>
+        </w:rPr>
+        <w:t>- радиационно-, химически-, биологически-, гидротехнических и пожароопасных объектов (с указанием наименования, адреса, расстояния до объекта, телефонов ДДС объектов, наименования опасных веществ и их количества);</w:t>
+      </w:r>
+    </w:p>
+    <w:p>
+      <w:pPr>
+        <w:jc w:val="both"/>
+      </w:pPr>
+      <w:r>
+        <w:rPr>
+          <w:b w:val="0"/>
+          <w:i w:val="0"/>
+        </w:rPr>
+        <w:t>- объектов обеспечения жизнедеятельности (с указанием их наименований и адресов объектов; наименований, адресов и телефонов аварийных служб);</w:t>
+      </w:r>
+    </w:p>
+    <w:p>
+      <w:pPr>
+        <w:jc w:val="both"/>
+      </w:pPr>
+      <w:r>
+        <w:rPr>
+          <w:b w:val="0"/>
+          <w:i w:val="0"/>
+        </w:rPr>
+        <w:t>- железнодорожных узлов, станций, наливных причалов, на которых возможно скопление транспортных средств с опасными веществами (с указанием адресов, видов опасных веществ);</w:t>
+      </w:r>
+    </w:p>
+    <w:p>
+      <w:pPr>
+        <w:jc w:val="both"/>
+      </w:pPr>
+      <w:r>
+        <w:rPr>
+          <w:b w:val="0"/>
+          <w:i w:val="0"/>
+        </w:rPr>
+        <w:t>- магистралей, по которым перевозят опасные вещества (с указанием видов опасных веществ);</w:t>
+      </w:r>
+    </w:p>
+    <w:p>
+      <w:pPr>
+        <w:jc w:val="both"/>
+      </w:pPr>
+      <w:r>
+        <w:rPr>
+          <w:b w:val="0"/>
+          <w:i w:val="0"/>
+        </w:rPr>
+        <w:t>б) характеристику возможной обстановки на территории организации при возникновении и развитии ЧС по наиболее опасному сценарию на вышеуказанных объектах, с указанием:</w:t>
+      </w:r>
+    </w:p>
+    <w:p>
+      <w:pPr>
+        <w:jc w:val="both"/>
+      </w:pPr>
+      <w:r>
+        <w:rPr>
+          <w:b w:val="0"/>
+          <w:i w:val="0"/>
+        </w:rPr>
+        <w:t>- возможных зон радиоактивного загрязнения, химического и биологического заражения (с указанием источника загрязнения и (или) заражения и его количества, объема), зон катастрофического затопления, пожаров, взрывов;</w:t>
+      </w:r>
+    </w:p>
+    <w:p>
+      <w:pPr>
+        <w:jc w:val="both"/>
+      </w:pPr>
+      <w:r>
+        <w:rPr>
+          <w:b w:val="0"/>
+          <w:i w:val="0"/>
+        </w:rPr>
+        <w:t>- численности персонала и объектов организации, которые могут оказаться в зоне действия поражающих факторов;</w:t>
+      </w:r>
+    </w:p>
+    <w:p>
+      <w:pPr>
+        <w:jc w:val="both"/>
+      </w:pPr>
+      <w:r>
+        <w:rPr>
+          <w:b w:val="0"/>
+          <w:i w:val="0"/>
+        </w:rPr>
+        <w:t>- возможного ущерба (в том числе потери населения, материальный ущерб);</w:t>
+      </w:r>
+    </w:p>
+    <w:p>
+      <w:pPr>
+        <w:jc w:val="both"/>
+      </w:pPr>
+      <w:r>
+        <w:rPr>
+          <w:b w:val="0"/>
+          <w:i w:val="0"/>
+        </w:rPr>
+        <w:t>- предстоящих мероприятий по ликвидации ЧС и ее последствий.</w:t>
+      </w:r>
+    </w:p>
+    <w:p>
+      <w:r/>
+    </w:p>
+    <w:p>
+      <w:pPr>
+        <w:jc w:val="both"/>
+      </w:pPr>
+      <w:r>
+        <w:rPr>
+          <w:b/>
+          <w:i w:val="0"/>
+        </w:rPr>
+        <w:t>10. Краткая характеристика негативного воздействия на территорию организации возможных сценариев возникновения и развития ЧС природного характера</w:t>
+      </w:r>
+    </w:p>
+    <w:p>
+      <w:pPr>
+        <w:jc w:val="both"/>
+      </w:pPr>
+      <w:r>
+        <w:rPr>
+          <w:b w:val="0"/>
+          <w:i w:val="0"/>
+        </w:rPr>
+        <w:t>Подраздел включает в себя следующую информацию:</w:t>
+      </w:r>
+    </w:p>
+    <w:p>
+      <w:pPr>
+        <w:jc w:val="both"/>
+      </w:pPr>
+      <w:r>
+        <w:rPr>
+          <w:b w:val="0"/>
+          <w:i w:val="0"/>
+        </w:rPr>
+        <w:t>а) возможные ЧС природного характера, в том числе циклические явления, характерные для территории, на которой расположена организация; оценка частоты и интенсивности проявлений ЧС природного характера;</w:t>
+      </w:r>
+    </w:p>
+    <w:p>
+      <w:pPr>
+        <w:jc w:val="both"/>
+      </w:pPr>
+      <w:r>
+        <w:rPr>
+          <w:b w:val="0"/>
+          <w:i w:val="0"/>
+        </w:rPr>
+        <w:t>б) характеристику возможной обстановки на территории организации при возникновении и развитии ЧС природного характера с указанием:</w:t>
+      </w:r>
+    </w:p>
+    <w:p>
+      <w:pPr>
+        <w:jc w:val="both"/>
+      </w:pPr>
+      <w:r>
+        <w:rPr>
+          <w:b w:val="0"/>
+          <w:i w:val="0"/>
+        </w:rPr>
+        <w:t>- возможных зон катастрофических затоплений, ландшафтных и лесных пожаров, зоны сейсмической активности;</w:t>
+      </w:r>
+    </w:p>
+    <w:p>
+      <w:pPr>
+        <w:jc w:val="both"/>
+      </w:pPr>
+      <w:r>
+        <w:rPr>
+          <w:b w:val="0"/>
+          <w:i w:val="0"/>
+        </w:rPr>
+        <w:t>- численности персонала и объектов организации, которые могут оказаться в зоне действия поражающих факторов;</w:t>
+      </w:r>
+    </w:p>
+    <w:p>
+      <w:pPr>
+        <w:jc w:val="both"/>
+      </w:pPr>
+      <w:r>
+        <w:rPr>
+          <w:b w:val="0"/>
+          <w:i w:val="0"/>
+        </w:rPr>
+        <w:t>- возможного ущерба (в том числе потери населения, материальный ущерб);</w:t>
+      </w:r>
+    </w:p>
+    <w:p>
+      <w:pPr>
+        <w:jc w:val="both"/>
+      </w:pPr>
+      <w:r>
+        <w:rPr>
+          <w:b w:val="0"/>
+          <w:i w:val="0"/>
+        </w:rPr>
+        <w:t>- предстоящих мероприятий по ликвидации ЧС и ее последствий.</w:t>
+      </w:r>
+    </w:p>
+    <w:p>
+      <w:pPr>
+        <w:jc w:val="both"/>
+      </w:pPr>
+      <w:r>
+        <w:rPr>
+          <w:b w:val="0"/>
+          <w:i w:val="0"/>
+        </w:rPr>
+        <w:t>Для обеспечения визуализации, информация может наноситься на карту (схему). Карту (схему) оформляют в виде приложения "Возможная обстановка при возникновении чрезвычайной ситуации".</w:t>
+      </w:r>
+    </w:p>
+    <w:p>
+      <w:r/>
+    </w:p>
+    <w:p>
+      <w:pPr>
+        <w:jc w:val="both"/>
+      </w:pPr>
+      <w:r>
+        <w:rPr>
+          <w:b/>
+          <w:i w:val="0"/>
+        </w:rPr>
+        <w:t>11. Выводы из оценки обстановки на территории организации исходя из существующих рисков</w:t>
+      </w:r>
+    </w:p>
+    <w:p>
+      <w:pPr>
+        <w:jc w:val="both"/>
+      </w:pPr>
+      <w:r>
+        <w:rPr>
+          <w:b w:val="0"/>
+          <w:i w:val="0"/>
+        </w:rPr>
+        <w:t>Подраздел включает в себя следующую информацию:</w:t>
+      </w:r>
+    </w:p>
+    <w:p>
+      <w:pPr>
+        <w:jc w:val="both"/>
+      </w:pPr>
+      <w:r>
+        <w:rPr>
+          <w:b w:val="0"/>
+          <w:i w:val="0"/>
+        </w:rPr>
+        <w:t>а) оценку источников рисков возникновения ЧС;</w:t>
+      </w:r>
+    </w:p>
+    <w:p>
+      <w:pPr>
+        <w:jc w:val="both"/>
+      </w:pPr>
+      <w:r>
+        <w:rPr>
+          <w:b w:val="0"/>
+          <w:i w:val="0"/>
+        </w:rPr>
+        <w:t>б) общие выводы из оценки обстановки.</w:t>
+      </w:r>
+    </w:p>
+    <w:p>
+      <w:r/>
     </w:p>
     <w:p>
       <w:pPr>
@@ -678,8 +2413,11 @@
           <w:b/>
           <w:i w:val="0"/>
         </w:rPr>
-        <w:t>РАЗДЕЛ 1. КРАТКАЯ ХАРАКТЕРИСТИКА ОРГАНИЗАЦИИ И ОЦЕНКА ВОЗМОЖНОЙ ОБСТАНОВКИ ПРИ ВОЗНИКНОВЕНИИ ЧС</w:t>
-      </w:r>
+        <w:t>РАЗДЕЛ 2. МЕРОПРИЯТИЯ, ВЫПОЛНЯЕМЫЕ ПРИ УГРОЗЕ ВОЗНИКНОВЕНИЯ И ВОЗНИКНОВЕНИИ ЧРЕЗВЫЧАЙНЫХ СИТУАЦИЙ</w:t>
+      </w:r>
+    </w:p>
+    <w:p>
+      <w:r/>
     </w:p>
     <w:p>
       <w:pPr>
@@ -690,7 +2428,7 @@
           <w:b/>
           <w:i w:val="0"/>
         </w:rPr>
-        <w:t>1. Общие сведения об организации</w:t>
+        <w:t>1. Мероприятия, выполняемые при угрозе возникновения ЧС</w:t>
       </w:r>
     </w:p>
     <w:p>
@@ -714,7 +2452,7 @@
           <w:b w:val="0"/>
           <w:i w:val="0"/>
         </w:rPr>
-        <w:t>а) краткую административную и экономическую характеристику организации:</w:t>
+        <w:t>а) перечень спланированных превентивных мероприятий, направленных на недопущение возникновения ЧС, выполняемых в режиме "повседневная деятельность", в котором указывают наименование мероприятий, ответственных лиц за их выполнение, ресурсное обеспечение и сроки их выполнения;</w:t>
       </w:r>
     </w:p>
     <w:p>
@@ -726,7 +2464,7 @@
           <w:b w:val="0"/>
           <w:i w:val="0"/>
         </w:rPr>
-        <w:t>- полное и сокращенное наименование организации;</w:t>
+        <w:t>б) перечень мероприятий, выполняемых при угрозе возникновения ЧС в режиме "повышенная готовность".</w:t>
       </w:r>
     </w:p>
     <w:p>
@@ -738,7 +2476,22 @@
           <w:b w:val="0"/>
           <w:i w:val="0"/>
         </w:rPr>
-        <w:t>- сведения об адресе (месте нахождения) организации;</w:t>
+        <w:t>Для структурирования и обеспечения детализации, информацию по мероприятиям, выполняемым в режимах "повседневная деятельность" и "повышенная готовность" допускается оформлять в виде таблицы, в которой указывают наименование мероприятий, ответственных лиц за их выполнение, ресурсное обеспечение и сроки их выполнения. Таблицу размещают в приложении "Календарный план мероприятий при угрозе возникновения и возникновении чрезвычайных ситуаций".</w:t>
+      </w:r>
+    </w:p>
+    <w:p>
+      <w:r/>
+    </w:p>
+    <w:p>
+      <w:pPr>
+        <w:jc w:val="both"/>
+      </w:pPr>
+      <w:r>
+        <w:rPr>
+          <w:b/>
+          <w:i w:val="0"/>
+        </w:rPr>
+        <w:t>1. Организация оповещения работников организации и населения при угрозе возникновения ЧС</w:t>
       </w:r>
     </w:p>
     <w:p>
@@ -750,7 +2503,7 @@
           <w:b w:val="0"/>
           <w:i w:val="0"/>
         </w:rPr>
-        <w:t>- сведения о руководителе организации, должностных лицах подразделений организации, обеспечивающих деятельность организации в области защиты населения и территорий от ЧС, о силах и средствах, предназначенных и привлекаемых для предупреждения и ликвидации ЧС, осуществления обмена информацией и оповещения населения о ЧС;</w:t>
+        <w:t>Подраздел включает следующую информацию по порядку и срокам оповещения:</w:t>
       </w:r>
     </w:p>
     <w:p>
@@ -762,7 +2515,7 @@
           <w:b w:val="0"/>
           <w:i w:val="0"/>
         </w:rPr>
-        <w:t>- характеристика организационно-правовой формы и формы собственности организации;</w:t>
+        <w:t>- руководящего состава и персонала организации;</w:t>
       </w:r>
     </w:p>
     <w:p>
@@ -774,7 +2527,7 @@
           <w:b w:val="0"/>
           <w:i w:val="0"/>
         </w:rPr>
-        <w:t>- сведения о правах организации на владение, ПОО, КВО или иными объектами организации;</w:t>
+        <w:t>- АСС, АСФ и иных служб, и организаций, привлекаемых к ликвидации ЧС;</w:t>
       </w:r>
     </w:p>
     <w:p>
@@ -786,7 +2539,7 @@
           <w:b w:val="0"/>
           <w:i w:val="0"/>
         </w:rPr>
-        <w:t>- экономическая характеристика организации (код ОКВЭД с расшифровкой);</w:t>
+        <w:t>- единых ДДС муниципальных образований, попадающих в границы зоны действия локальной системы оповещения;</w:t>
       </w:r>
     </w:p>
     <w:p>
@@ -798,7 +2551,7 @@
           <w:b w:val="0"/>
           <w:i w:val="0"/>
         </w:rPr>
-        <w:t>- сведения о размерах территории размещения организации;</w:t>
+        <w:t>- руководителей и дежурных служб организаций, расположенных в границах зоны действия локальной системы оповещения;</w:t>
       </w:r>
     </w:p>
     <w:p>
@@ -810,7 +2563,7 @@
           <w:b w:val="0"/>
           <w:i w:val="0"/>
         </w:rPr>
-        <w:t>- сведения о работниках (персонале) организации;</w:t>
+        <w:t>- работников организации;</w:t>
       </w:r>
     </w:p>
     <w:p>
@@ -822,7 +2575,7 @@
           <w:b w:val="0"/>
           <w:i w:val="0"/>
         </w:rPr>
-        <w:t>- сведения о сторонних организациях, расположенных и (или) осуществляющих производственную или иную деятельность на территории организации;</w:t>
+        <w:t>- населения, находящегося в границах зоны действия локальной системы оповещения.</w:t>
       </w:r>
     </w:p>
     <w:p>
@@ -834,7 +2587,7 @@
           <w:b w:val="0"/>
           <w:i w:val="0"/>
         </w:rPr>
-        <w:t>- сведения об объектах организации, на территории которых возможно одновременное пребывание более пяти тысяч человек;</w:t>
+        <w:t>В подразделе приводят информацию:</w:t>
       </w:r>
     </w:p>
     <w:p>
@@ -846,7 +2599,7 @@
           <w:b w:val="0"/>
           <w:i w:val="0"/>
         </w:rPr>
-        <w:t>- наименование вышестоящей организации с указанием адреса и телефона;</w:t>
+        <w:t>- о локальных (или объектовых) системах оповещения, используемых на территории организации, и порядке их задействования;</w:t>
       </w:r>
     </w:p>
     <w:p>
@@ -858,7 +2611,22 @@
           <w:b w:val="0"/>
           <w:i w:val="0"/>
         </w:rPr>
-        <w:t>- наименование федерального органа исполнительной власти, Государственной корпорации или иного органа государственной власти (органа местного самоуправления), правообладателя организации, или организации, в отношении которой указанные органы осуществляют координацию и регулирование деятельности в соответствующей отрасли (сфере управления);</w:t>
+        <w:t>- региональных (муниципальных) системах оповещения, задействуемых для оповещения населения, и порядке их задействования.</w:t>
+      </w:r>
+    </w:p>
+    <w:p>
+      <w:r/>
+    </w:p>
+    <w:p>
+      <w:pPr>
+        <w:jc w:val="both"/>
+      </w:pPr>
+      <w:r>
+        <w:rPr>
+          <w:b/>
+          <w:i w:val="0"/>
+        </w:rPr>
+        <w:t>2. Организация защиты работников (персонала) организации при угрозе возникновения ЧС</w:t>
       </w:r>
     </w:p>
     <w:p>
@@ -870,7 +2638,7 @@
           <w:b w:val="0"/>
           <w:i w:val="0"/>
         </w:rPr>
-        <w:t>б) краткую природно-климатическую характеристику территории размещения организации:</w:t>
+        <w:t>В подразделе указывают мероприятия, направленные на сохранение жизни и здоровья работников (персонала) организации, в том числе мероприятия:</w:t>
       </w:r>
     </w:p>
     <w:p>
@@ -882,7 +2650,7 @@
           <w:b w:val="0"/>
           <w:i w:val="0"/>
         </w:rPr>
-        <w:t>- климатические условия;</w:t>
+        <w:t>- по радиационной и химической защите;</w:t>
       </w:r>
     </w:p>
     <w:p>
@@ -894,7 +2662,7 @@
           <w:b w:val="0"/>
           <w:i w:val="0"/>
         </w:rPr>
-        <w:t>- рельеф и гидрография;</w:t>
+        <w:t>- инженерной защите;</w:t>
       </w:r>
     </w:p>
     <w:p>
@@ -906,7 +2674,7 @@
           <w:b w:val="0"/>
           <w:i w:val="0"/>
         </w:rPr>
-        <w:t>- инженерно-геологические и гидрогеологические условия;</w:t>
+        <w:t>- медицинской защите;</w:t>
       </w:r>
     </w:p>
     <w:p>
@@ -918,8 +2686,11 @@
           <w:b w:val="0"/>
           <w:i w:val="0"/>
         </w:rPr>
-        <w:t>- сейсмическая активность, оползневая и селевая опасности.</w:t>
-      </w:r>
+        <w:t>- эвакуации и организации первоочередного жизнеобеспечения.</w:t>
+      </w:r>
+    </w:p>
+    <w:p>
+      <w:r/>
     </w:p>
     <w:p>
       <w:pPr>
@@ -930,7 +2701,7 @@
           <w:b/>
           <w:i w:val="0"/>
         </w:rPr>
-        <w:t>2. Сведения об имеющихся органах управления и силах организации для решения задач по защите от ЧС</w:t>
+        <w:t>3. Расчет сил и средств, привлекаемых для выполнения мероприятий при угрозе возникновения чрезвычайных ситуаций</w:t>
       </w:r>
     </w:p>
     <w:p>
@@ -942,1739 +2713,41 @@
           <w:b w:val="0"/>
           <w:i w:val="0"/>
         </w:rPr>
-        <w:t>Подраздел включает в себя следующую информацию:</w:t>
-      </w:r>
-    </w:p>
-    <w:p>
-      <w:pPr>
-        <w:jc w:val="both"/>
+        <w:t>Подраздел оформляют по форме в соответствии с табл. 1.</w:t>
+      </w:r>
+    </w:p>
+    <w:p>
+      <w:r/>
+    </w:p>
+    <w:p>
+      <w:pPr>
+        <w:jc w:val="right"/>
       </w:pPr>
       <w:r>
         <w:rPr>
           <w:b w:val="0"/>
           <w:i w:val="0"/>
         </w:rPr>
-        <w:t>а) сведения об органах управления:</w:t>
-      </w:r>
-    </w:p>
-    <w:p>
-      <w:pPr>
-        <w:jc w:val="both"/>
+        <w:t>Таблица 1</w:t>
+      </w:r>
+    </w:p>
+    <w:p>
+      <w:r/>
+    </w:p>
+    <w:p>
+      <w:pPr>
+        <w:jc w:val="center"/>
       </w:pPr>
       <w:r>
         <w:rPr>
           <w:b w:val="0"/>
           <w:i w:val="0"/>
         </w:rPr>
-        <w:t>- наименование органа управления;</w:t>
-      </w:r>
-    </w:p>
-    <w:p>
-      <w:pPr>
-        <w:jc w:val="both"/>
-      </w:pPr>
-      <w:r>
-        <w:rPr>
-          <w:b w:val="0"/>
-          <w:i w:val="0"/>
-        </w:rPr>
-        <w:t>- наименование должности по штатному расписанию организации;</w:t>
-      </w:r>
-    </w:p>
-    <w:p>
-      <w:pPr>
-        <w:jc w:val="both"/>
-      </w:pPr>
-      <w:r>
-        <w:rPr>
-          <w:b w:val="0"/>
-          <w:i w:val="0"/>
-        </w:rPr>
-        <w:t>- фамилия, имя, отчество, телефон (городской, служебный);</w:t>
-      </w:r>
-    </w:p>
-    <w:p>
-      <w:pPr>
-        <w:jc w:val="both"/>
-      </w:pPr>
-      <w:r>
-        <w:rPr>
-          <w:b w:val="0"/>
-          <w:i w:val="0"/>
-        </w:rPr>
-        <w:t>б) характеристику профессиональных АСФ организации:</w:t>
-      </w:r>
-    </w:p>
-    <w:p>
-      <w:pPr>
-        <w:jc w:val="both"/>
-      </w:pPr>
-      <w:r>
-        <w:rPr>
-          <w:b w:val="0"/>
-          <w:i w:val="0"/>
-        </w:rPr>
-        <w:t>- наименование формирования;</w:t>
-      </w:r>
-    </w:p>
-    <w:p>
-      <w:pPr>
-        <w:jc w:val="both"/>
-      </w:pPr>
-      <w:r>
-        <w:rPr>
-          <w:b w:val="0"/>
-          <w:i w:val="0"/>
-        </w:rPr>
-        <w:t>- штат формирования;</w:t>
-      </w:r>
-    </w:p>
-    <w:p>
-      <w:pPr>
-        <w:jc w:val="both"/>
-      </w:pPr>
-      <w:r>
-        <w:rPr>
-          <w:b w:val="0"/>
-          <w:i w:val="0"/>
-        </w:rPr>
-        <w:t>- наименование и реквизиты локального нормативного акта организации о создании формирования;</w:t>
-      </w:r>
-    </w:p>
-    <w:p>
-      <w:pPr>
-        <w:jc w:val="both"/>
-      </w:pPr>
-      <w:r>
-        <w:rPr>
-          <w:b w:val="0"/>
-          <w:i w:val="0"/>
-        </w:rPr>
-        <w:t>- реквизиты свидетельства об аттестации формирования на право ведения аварийно-спасательных работ (дата, регистрационный номер, срок действия);</w:t>
-      </w:r>
-    </w:p>
-    <w:p>
-      <w:pPr>
-        <w:jc w:val="both"/>
-      </w:pPr>
-      <w:r>
-        <w:rPr>
-          <w:b w:val="0"/>
-          <w:i w:val="0"/>
-        </w:rPr>
-        <w:t>- перечень видов аварийно-спасательных работ, на ведение которых аттестовано формирование;</w:t>
-      </w:r>
-    </w:p>
-    <w:p>
-      <w:pPr>
-        <w:jc w:val="both"/>
-      </w:pPr>
-      <w:r>
-        <w:rPr>
-          <w:b w:val="0"/>
-          <w:i w:val="0"/>
-        </w:rPr>
-        <w:t>- характеристика оснащения формирования техническими, транспортными и иными средствами;</w:t>
-      </w:r>
-    </w:p>
-    <w:p>
-      <w:pPr>
-        <w:jc w:val="both"/>
-      </w:pPr>
-      <w:r>
-        <w:rPr>
-          <w:b w:val="0"/>
-          <w:i w:val="0"/>
-        </w:rPr>
-        <w:t>в) характеристику нештатных асф организации:</w:t>
-      </w:r>
-    </w:p>
-    <w:p>
-      <w:pPr>
-        <w:jc w:val="both"/>
-      </w:pPr>
-      <w:r>
-        <w:rPr>
-          <w:b w:val="0"/>
-          <w:i w:val="0"/>
-        </w:rPr>
-        <w:t>- наименование формирования;</w:t>
-      </w:r>
-    </w:p>
-    <w:p>
-      <w:pPr>
-        <w:jc w:val="both"/>
-      </w:pPr>
-      <w:r>
-        <w:rPr>
-          <w:b w:val="0"/>
-          <w:i w:val="0"/>
-        </w:rPr>
-        <w:t>- штат формирования;</w:t>
-      </w:r>
-    </w:p>
-    <w:p>
-      <w:pPr>
-        <w:jc w:val="both"/>
-      </w:pPr>
-      <w:r>
-        <w:rPr>
-          <w:b w:val="0"/>
-          <w:i w:val="0"/>
-        </w:rPr>
-        <w:t>- наименование и реквизиты локального нормативного акта организации о создании формирования;</w:t>
-      </w:r>
-    </w:p>
-    <w:p>
-      <w:pPr>
-        <w:jc w:val="both"/>
-      </w:pPr>
-      <w:r>
-        <w:rPr>
-          <w:b w:val="0"/>
-          <w:i w:val="0"/>
-        </w:rPr>
-        <w:t>- реквизиты свидетельства об аттестации формирования на право ведения аварийно-спасательных работ (дата, регистрационный номер, срок действия);</w:t>
-      </w:r>
-    </w:p>
-    <w:p>
-      <w:pPr>
-        <w:jc w:val="both"/>
-      </w:pPr>
-      <w:r>
-        <w:rPr>
-          <w:b w:val="0"/>
-          <w:i w:val="0"/>
-        </w:rPr>
-        <w:t>- перечень видов аварийно-спасательных работ, на ведение которых аттестовано формирование;</w:t>
-      </w:r>
-    </w:p>
-    <w:p>
-      <w:pPr>
-        <w:jc w:val="both"/>
-      </w:pPr>
-      <w:r>
-        <w:rPr>
-          <w:b w:val="0"/>
-          <w:i w:val="0"/>
-        </w:rPr>
-        <w:t>- характеристика оснащения формирования техническими, транспортными и иными средствами;</w:t>
-      </w:r>
-    </w:p>
-    <w:p>
-      <w:pPr>
-        <w:jc w:val="both"/>
-      </w:pPr>
-      <w:r>
-        <w:rPr>
-          <w:b w:val="0"/>
-          <w:i w:val="0"/>
-        </w:rPr>
-        <w:t>г) характеристику нештатных формирований по обеспечению выполнения мероприятий по гражданской обороне организации:</w:t>
-      </w:r>
-    </w:p>
-    <w:p>
-      <w:pPr>
-        <w:jc w:val="both"/>
-      </w:pPr>
-      <w:r>
-        <w:rPr>
-          <w:b w:val="0"/>
-          <w:i w:val="0"/>
-        </w:rPr>
-        <w:t>- наименование формирования;</w:t>
-      </w:r>
-    </w:p>
-    <w:p>
-      <w:pPr>
-        <w:jc w:val="both"/>
-      </w:pPr>
-      <w:r>
-        <w:rPr>
-          <w:b w:val="0"/>
-          <w:i w:val="0"/>
-        </w:rPr>
-        <w:t>- штат формирования;</w:t>
-      </w:r>
-    </w:p>
-    <w:p>
-      <w:pPr>
-        <w:jc w:val="both"/>
-      </w:pPr>
-      <w:r>
-        <w:rPr>
-          <w:b w:val="0"/>
-          <w:i w:val="0"/>
-        </w:rPr>
-        <w:t>- наименование и реквизиты локального нормативного акта организации о создании формирования;</w:t>
-      </w:r>
-    </w:p>
-    <w:p>
-      <w:pPr>
-        <w:jc w:val="both"/>
-      </w:pPr>
-      <w:r>
-        <w:rPr>
-          <w:b w:val="0"/>
-          <w:i w:val="0"/>
-        </w:rPr>
-        <w:t>- перечень видов выполняемых работ формированием;</w:t>
-      </w:r>
-    </w:p>
-    <w:p>
-      <w:pPr>
-        <w:jc w:val="both"/>
-      </w:pPr>
-      <w:r>
-        <w:rPr>
-          <w:b w:val="0"/>
-          <w:i w:val="0"/>
-        </w:rPr>
-        <w:t>- характеристика оснащения формирования техническими, транспортными и иными средствами.</w:t>
-      </w:r>
-    </w:p>
-    <w:p>
-      <w:pPr>
-        <w:jc w:val="both"/>
-      </w:pPr>
-      <w:r>
-        <w:rPr>
-          <w:b/>
-          <w:i w:val="0"/>
-        </w:rPr>
-        <w:t>3. Сведения об имеющихся объектах гражданской обороны организации</w:t>
-      </w:r>
-    </w:p>
-    <w:p>
-      <w:pPr>
-        <w:jc w:val="both"/>
-      </w:pPr>
-      <w:r>
-        <w:rPr>
-          <w:b w:val="0"/>
-          <w:i w:val="0"/>
-        </w:rPr>
-        <w:t>Подраздел включает в себя следующую информацию:</w:t>
-      </w:r>
-    </w:p>
-    <w:p>
-      <w:pPr>
-        <w:jc w:val="both"/>
-      </w:pPr>
-      <w:r>
-        <w:rPr>
-          <w:b w:val="0"/>
-          <w:i w:val="0"/>
-        </w:rPr>
-        <w:t>- наименование объекта гражданской обороны;</w:t>
-      </w:r>
-    </w:p>
-    <w:p>
-      <w:pPr>
-        <w:jc w:val="both"/>
-      </w:pPr>
-      <w:r>
-        <w:rPr>
-          <w:b w:val="0"/>
-          <w:i w:val="0"/>
-        </w:rPr>
-        <w:t>- характеристику объекта гражданской обороны [вид, учетный номер, адрес (местонахождения), назначение, характеристика защищенности, проектная вместимость, организация – балансодержатель].</w:t>
-      </w:r>
-    </w:p>
-    <w:p>
-      <w:pPr>
-        <w:jc w:val="both"/>
-      </w:pPr>
-      <w:r>
-        <w:rPr>
-          <w:b/>
-          <w:i w:val="0"/>
-        </w:rPr>
-        <w:t>4. Сведения об имеющихся резервах материальных и финансовых ресурсов организации для ликвидации ЧС</w:t>
-      </w:r>
-    </w:p>
-    <w:p>
-      <w:pPr>
-        <w:jc w:val="both"/>
-      </w:pPr>
-      <w:r>
-        <w:rPr>
-          <w:b w:val="0"/>
-          <w:i w:val="0"/>
-        </w:rPr>
-        <w:t>Подраздел включает в себя следующую информацию:</w:t>
-      </w:r>
-    </w:p>
-    <w:p>
-      <w:pPr>
-        <w:jc w:val="both"/>
-      </w:pPr>
-      <w:r>
-        <w:rPr>
-          <w:b w:val="0"/>
-          <w:i w:val="0"/>
-        </w:rPr>
-        <w:t>а) характеристику резервов материальных ресурсов, с указанием:</w:t>
-      </w:r>
-    </w:p>
-    <w:p>
-      <w:pPr>
-        <w:jc w:val="both"/>
-      </w:pPr>
-      <w:r>
-        <w:rPr>
-          <w:b w:val="0"/>
-          <w:i w:val="0"/>
-        </w:rPr>
-        <w:t>- номенклатуры резерва;</w:t>
-      </w:r>
-    </w:p>
-    <w:p>
-      <w:pPr>
-        <w:jc w:val="both"/>
-      </w:pPr>
-      <w:r>
-        <w:rPr>
-          <w:b w:val="0"/>
-          <w:i w:val="0"/>
-        </w:rPr>
-        <w:t>- назначения резерва;</w:t>
-      </w:r>
-    </w:p>
-    <w:p>
-      <w:pPr>
-        <w:jc w:val="both"/>
-      </w:pPr>
-      <w:r>
-        <w:rPr>
-          <w:b w:val="0"/>
-          <w:i w:val="0"/>
-        </w:rPr>
-        <w:t>- количества резерва;</w:t>
-      </w:r>
-    </w:p>
-    <w:p>
-      <w:pPr>
-        <w:jc w:val="both"/>
-      </w:pPr>
-      <w:r>
-        <w:rPr>
-          <w:b w:val="0"/>
-          <w:i w:val="0"/>
-        </w:rPr>
-        <w:t>- места размещения резерва;</w:t>
-      </w:r>
-    </w:p>
-    <w:p>
-      <w:pPr>
-        <w:jc w:val="both"/>
-      </w:pPr>
-      <w:r>
-        <w:rPr>
-          <w:b w:val="0"/>
-          <w:i w:val="0"/>
-        </w:rPr>
-        <w:t>- эксплуатационной (технической) готовности к использованию резерва;</w:t>
-      </w:r>
-    </w:p>
-    <w:p>
-      <w:pPr>
-        <w:jc w:val="both"/>
-      </w:pPr>
-      <w:r>
-        <w:rPr>
-          <w:b w:val="0"/>
-          <w:i w:val="0"/>
-        </w:rPr>
-        <w:t>- реквизитов локального нормативного акта организации на создание резерва;</w:t>
-      </w:r>
-    </w:p>
-    <w:p>
-      <w:pPr>
-        <w:jc w:val="both"/>
-      </w:pPr>
-      <w:r>
-        <w:rPr>
-          <w:b w:val="0"/>
-          <w:i w:val="0"/>
-        </w:rPr>
-        <w:t>б) характеристику резервов финансовых ресурсов, с указанием:</w:t>
-      </w:r>
-    </w:p>
-    <w:p>
-      <w:pPr>
-        <w:jc w:val="both"/>
-      </w:pPr>
-      <w:r>
-        <w:rPr>
-          <w:b w:val="0"/>
-          <w:i w:val="0"/>
-        </w:rPr>
-        <w:t>- номенклатуры резерва;</w:t>
-      </w:r>
-    </w:p>
-    <w:p>
-      <w:pPr>
-        <w:jc w:val="both"/>
-      </w:pPr>
-      <w:r>
-        <w:rPr>
-          <w:b w:val="0"/>
-          <w:i w:val="0"/>
-        </w:rPr>
-        <w:t>- назначения финансового резерва;</w:t>
-      </w:r>
-    </w:p>
-    <w:p>
-      <w:pPr>
-        <w:jc w:val="both"/>
-      </w:pPr>
-      <w:r>
-        <w:rPr>
-          <w:b w:val="0"/>
-          <w:i w:val="0"/>
-        </w:rPr>
-        <w:t>- суммы финансового резерва;</w:t>
-      </w:r>
-    </w:p>
-    <w:p>
-      <w:pPr>
-        <w:jc w:val="both"/>
-      </w:pPr>
-      <w:r>
-        <w:rPr>
-          <w:b w:val="0"/>
-          <w:i w:val="0"/>
-        </w:rPr>
-        <w:t>- реквизитов локального нормативного акта организации на создание финансового резерва.</w:t>
-      </w:r>
-    </w:p>
-    <w:p>
-      <w:pPr>
-        <w:jc w:val="both"/>
-      </w:pPr>
-      <w:r>
-        <w:rPr>
-          <w:b/>
-          <w:i w:val="0"/>
-        </w:rPr>
-        <w:t>5. Сведения о рядом расположенных ОПО, ПОО, поражающие факторы источников ЧС на которых могут оказать негативное воздействие на территорию и функционирование организации</w:t>
-      </w:r>
-    </w:p>
-    <w:p>
-      <w:pPr>
-        <w:jc w:val="both"/>
-      </w:pPr>
-      <w:r>
-        <w:rPr>
-          <w:b w:val="0"/>
-          <w:i w:val="0"/>
-        </w:rPr>
-        <w:t>Подраздел включает в себя следующую информацию:</w:t>
-      </w:r>
-    </w:p>
-    <w:p>
-      <w:pPr>
-        <w:jc w:val="both"/>
-      </w:pPr>
-      <w:r>
-        <w:rPr>
-          <w:b w:val="0"/>
-          <w:i w:val="0"/>
-        </w:rPr>
-        <w:t>а) наименование организации, эксплуатирующей ОПО, ПОО;</w:t>
-      </w:r>
-    </w:p>
-    <w:p>
-      <w:pPr>
-        <w:jc w:val="both"/>
-      </w:pPr>
-      <w:r>
-        <w:rPr>
-          <w:b w:val="0"/>
-          <w:i w:val="0"/>
-        </w:rPr>
-        <w:t>б) полное наименование ОПО, ПОО;</w:t>
-      </w:r>
-    </w:p>
-    <w:p>
-      <w:pPr>
-        <w:jc w:val="both"/>
-      </w:pPr>
-      <w:r>
-        <w:rPr>
-          <w:b w:val="0"/>
-          <w:i w:val="0"/>
-        </w:rPr>
-        <w:t>в) адрес (местонахождение) ОПО, ПОО;</w:t>
-      </w:r>
-    </w:p>
-    <w:p>
-      <w:pPr>
-        <w:jc w:val="both"/>
-      </w:pPr>
-      <w:r>
-        <w:rPr>
-          <w:b w:val="0"/>
-          <w:i w:val="0"/>
-        </w:rPr>
-        <w:t>г) категорию опасности организации;</w:t>
-      </w:r>
-    </w:p>
-    <w:p>
-      <w:pPr>
-        <w:jc w:val="both"/>
-      </w:pPr>
-      <w:r>
-        <w:rPr>
-          <w:b w:val="0"/>
-          <w:i w:val="0"/>
-        </w:rPr>
-        <w:t>д) характеристику зоны действия наиболее опасного поражающего фактора источника ЧС при его возникновении на ОПО, ПОО, с указанием:</w:t>
-      </w:r>
-    </w:p>
-    <w:p>
-      <w:pPr>
-        <w:jc w:val="both"/>
-      </w:pPr>
-      <w:r>
-        <w:rPr>
-          <w:b w:val="0"/>
-          <w:i w:val="0"/>
-        </w:rPr>
-        <w:t>- характеристики опасного вещества (материала, строительной и иной конструкции);</w:t>
-      </w:r>
-    </w:p>
-    <w:p>
-      <w:pPr>
-        <w:jc w:val="both"/>
-      </w:pPr>
-      <w:r>
-        <w:rPr>
-          <w:b w:val="0"/>
-          <w:i w:val="0"/>
-        </w:rPr>
-        <w:t>- наименования источника ЧС;</w:t>
-      </w:r>
-    </w:p>
-    <w:p>
-      <w:pPr>
-        <w:jc w:val="both"/>
-      </w:pPr>
-      <w:r>
-        <w:rPr>
-          <w:b w:val="0"/>
-          <w:i w:val="0"/>
-        </w:rPr>
-        <w:t>- наименования поражающего фактора источника ЧС;</w:t>
-      </w:r>
-    </w:p>
-    <w:p>
-      <w:pPr>
-        <w:jc w:val="both"/>
-      </w:pPr>
-      <w:r>
-        <w:rPr>
-          <w:b w:val="0"/>
-          <w:i w:val="0"/>
-        </w:rPr>
-        <w:t>- площади зоны действия поражающего фактора, м</w:t>
-      </w:r>
-      <w:r>
-        <w:rPr>
-          <w:b w:val="0"/>
-          <w:i w:val="0"/>
-          <w:vertAlign w:val="superscript"/>
-        </w:rPr>
-        <w:t>2</w:t>
-      </w:r>
-      <w:r>
-        <w:rPr>
-          <w:b w:val="0"/>
-          <w:i w:val="0"/>
-        </w:rPr>
-        <w:t>;</w:t>
-      </w:r>
-    </w:p>
-    <w:p>
-      <w:pPr>
-        <w:jc w:val="both"/>
-      </w:pPr>
-      <w:r>
-        <w:rPr>
-          <w:b w:val="0"/>
-          <w:i w:val="0"/>
-        </w:rPr>
-        <w:t>- радиуса зоны действия поражающего фактора, м.</w:t>
-      </w:r>
-    </w:p>
-    <w:p>
-      <w:pPr>
-        <w:jc w:val="both"/>
-      </w:pPr>
-      <w:r>
-        <w:rPr>
-          <w:b/>
-          <w:i w:val="0"/>
-        </w:rPr>
-        <w:t>6. Сведения о взаимодействующих с организацией органах управления и силах территориальной и функциональной подсистем РСЧС</w:t>
-      </w:r>
-    </w:p>
-    <w:p>
-      <w:pPr>
-        <w:jc w:val="both"/>
-      </w:pPr>
-      <w:r>
-        <w:rPr>
-          <w:b w:val="0"/>
-          <w:i w:val="0"/>
-        </w:rPr>
-        <w:t>Подраздел включает в себя следующую информацию:</w:t>
-      </w:r>
-    </w:p>
-    <w:p>
-      <w:pPr>
-        <w:jc w:val="both"/>
-      </w:pPr>
-      <w:r>
-        <w:rPr>
-          <w:b w:val="0"/>
-          <w:i w:val="0"/>
-        </w:rPr>
-        <w:t>а) сведения о взаимодействующих органах управления, с указанием:</w:t>
-      </w:r>
-    </w:p>
-    <w:p>
-      <w:pPr>
-        <w:jc w:val="both"/>
-      </w:pPr>
-      <w:r>
-        <w:rPr>
-          <w:b w:val="0"/>
-          <w:i w:val="0"/>
-        </w:rPr>
-        <w:t>- наименования органа управления;</w:t>
-      </w:r>
-    </w:p>
-    <w:p>
-      <w:pPr>
-        <w:jc w:val="both"/>
-      </w:pPr>
-      <w:r>
-        <w:rPr>
-          <w:b w:val="0"/>
-          <w:i w:val="0"/>
-        </w:rPr>
-        <w:t>- адреса органа управления;</w:t>
-      </w:r>
-    </w:p>
-    <w:p>
-      <w:pPr>
-        <w:jc w:val="both"/>
-      </w:pPr>
-      <w:r>
-        <w:rPr>
-          <w:b w:val="0"/>
-          <w:i w:val="0"/>
-        </w:rPr>
-        <w:t>- наименования должностного лица (оперативного дежурного) органа управления, осуществляющего оперативное взаимодействие с организацией;</w:t>
-      </w:r>
-    </w:p>
-    <w:p>
-      <w:pPr>
-        <w:jc w:val="both"/>
-      </w:pPr>
-      <w:r>
-        <w:rPr>
-          <w:b w:val="0"/>
-          <w:i w:val="0"/>
-        </w:rPr>
-        <w:t>- телефона (городского, служебного);</w:t>
-      </w:r>
-    </w:p>
-    <w:p>
-      <w:pPr>
-        <w:jc w:val="both"/>
-      </w:pPr>
-      <w:r>
-        <w:rPr>
-          <w:b w:val="0"/>
-          <w:i w:val="0"/>
-        </w:rPr>
-        <w:t>б) сведения о профессиональных АСФ и иных организациях, осуществляющих на договорной основе аварийно-спасательное и иное обслуживание (оказание услуг) организации, с указанием:</w:t>
-      </w:r>
-    </w:p>
-    <w:p>
-      <w:pPr>
-        <w:jc w:val="both"/>
-      </w:pPr>
-      <w:r>
-        <w:rPr>
-          <w:b w:val="0"/>
-          <w:i w:val="0"/>
-        </w:rPr>
-        <w:t>- наименования формирования (организации);</w:t>
-      </w:r>
-    </w:p>
-    <w:p>
-      <w:pPr>
-        <w:jc w:val="both"/>
-      </w:pPr>
-      <w:r>
-        <w:rPr>
-          <w:b w:val="0"/>
-          <w:i w:val="0"/>
-        </w:rPr>
-        <w:t>- штата формирования (организации);</w:t>
-      </w:r>
-    </w:p>
-    <w:p>
-      <w:pPr>
-        <w:jc w:val="both"/>
-      </w:pPr>
-      <w:r>
-        <w:rPr>
-          <w:b w:val="0"/>
-          <w:i w:val="0"/>
-        </w:rPr>
-        <w:t>- сведений о фактическом адресе (месте нахождения) формирования (организации);</w:t>
-      </w:r>
-    </w:p>
-    <w:p>
-      <w:pPr>
-        <w:jc w:val="both"/>
-      </w:pPr>
-      <w:r>
-        <w:rPr>
-          <w:b w:val="0"/>
-          <w:i w:val="0"/>
-        </w:rPr>
-        <w:t>- контактного телефона, телефона диспетчера (оперативного дежурного);</w:t>
-      </w:r>
-    </w:p>
-    <w:p>
-      <w:pPr>
-        <w:jc w:val="both"/>
-      </w:pPr>
-      <w:r>
-        <w:rPr>
-          <w:b w:val="0"/>
-          <w:i w:val="0"/>
-        </w:rPr>
-        <w:t>- реквизитов свидетельства об аттестации формирования (организации) на право ведения аварийно-спасательных работ (дата, регистрационный номер, срок действия);</w:t>
-      </w:r>
-    </w:p>
-    <w:p>
-      <w:pPr>
-        <w:jc w:val="both"/>
-      </w:pPr>
-      <w:r>
-        <w:rPr>
-          <w:b w:val="0"/>
-          <w:i w:val="0"/>
-        </w:rPr>
-        <w:t>- перечня видов аварийно-спасательных работ, на ведение которых аттестовано формирование (организация);</w:t>
-      </w:r>
-    </w:p>
-    <w:p>
-      <w:pPr>
-        <w:jc w:val="both"/>
-      </w:pPr>
-      <w:r>
-        <w:rPr>
-          <w:b w:val="0"/>
-          <w:i w:val="0"/>
-        </w:rPr>
-        <w:t>- характеристики оснащения формирования техническими, транспортными и иными средствами;</w:t>
-      </w:r>
-    </w:p>
-    <w:p>
-      <w:pPr>
-        <w:jc w:val="both"/>
-      </w:pPr>
-      <w:r>
-        <w:rPr>
-          <w:b w:val="0"/>
-          <w:i w:val="0"/>
-        </w:rPr>
-        <w:t>- реквизитов документа, регламентирующего аварийно-спасательное и иное обслуживание (оказание услуг) организации;</w:t>
-      </w:r>
-    </w:p>
-    <w:p>
-      <w:pPr>
-        <w:jc w:val="both"/>
-      </w:pPr>
-      <w:r>
-        <w:rPr>
-          <w:b w:val="0"/>
-          <w:i w:val="0"/>
-        </w:rPr>
-        <w:t>в) сведения об организациях, осуществляющих на договорной основе выполнение АСДНР и иное обслуживание (оказание услуг) организации, с указанием:</w:t>
-      </w:r>
-    </w:p>
-    <w:p>
-      <w:pPr>
-        <w:jc w:val="both"/>
-      </w:pPr>
-      <w:r>
-        <w:rPr>
-          <w:b w:val="0"/>
-          <w:i w:val="0"/>
-        </w:rPr>
-        <w:t>- наименования договорной (обслуживающей) организации;</w:t>
-      </w:r>
-    </w:p>
-    <w:p>
-      <w:pPr>
-        <w:jc w:val="both"/>
-      </w:pPr>
-      <w:r>
-        <w:rPr>
-          <w:b w:val="0"/>
-          <w:i w:val="0"/>
-        </w:rPr>
-        <w:t>- контактного телефона, телефона диспетчера (оперативного дежурного);</w:t>
-      </w:r>
-    </w:p>
-    <w:p>
-      <w:pPr>
-        <w:jc w:val="both"/>
-      </w:pPr>
-      <w:r>
-        <w:rPr>
-          <w:b w:val="0"/>
-          <w:i w:val="0"/>
-        </w:rPr>
-        <w:t>- реквизитов документа, регламентирующего аварийно-спасательное и иное обслуживание (оказание услуг);</w:t>
-      </w:r>
-    </w:p>
-    <w:p>
-      <w:pPr>
-        <w:jc w:val="both"/>
-      </w:pPr>
-      <w:r>
-        <w:rPr>
-          <w:b w:val="0"/>
-          <w:i w:val="0"/>
-        </w:rPr>
-        <w:t>- наименования выполняемых работ по аварийно-спасательному и иному обслуживанию (оказанию услуг).</w:t>
-      </w:r>
-    </w:p>
-    <w:p>
-      <w:pPr>
-        <w:jc w:val="both"/>
-      </w:pPr>
-      <w:r>
-        <w:rPr>
-          <w:b/>
-          <w:i w:val="0"/>
-        </w:rPr>
-        <w:t>7. Характеристика запланированных в организации мероприятий по предупреждению и снижению возможных негативных последствий ЧС</w:t>
-      </w:r>
-    </w:p>
-    <w:p>
-      <w:pPr>
-        <w:jc w:val="both"/>
-      </w:pPr>
-      <w:r>
-        <w:rPr>
-          <w:b w:val="0"/>
-          <w:i w:val="0"/>
-        </w:rPr>
-        <w:t>Подраздел включает в себя следующую информацию:</w:t>
-      </w:r>
-    </w:p>
-    <w:p>
-      <w:pPr>
-        <w:jc w:val="both"/>
-      </w:pPr>
-      <w:r>
-        <w:rPr>
-          <w:b w:val="0"/>
-          <w:i w:val="0"/>
-        </w:rPr>
-        <w:t>а) наименование мероприятия;</w:t>
-      </w:r>
-    </w:p>
-    <w:p>
-      <w:pPr>
-        <w:jc w:val="both"/>
-      </w:pPr>
-      <w:r>
-        <w:rPr>
-          <w:b w:val="0"/>
-          <w:i w:val="0"/>
-        </w:rPr>
-        <w:t>б) структурное подразделение организации, ответственное за выполнение мероприятия;</w:t>
-      </w:r>
-    </w:p>
-    <w:p>
-      <w:pPr>
-        <w:jc w:val="both"/>
-      </w:pPr>
-      <w:r>
-        <w:rPr>
-          <w:b w:val="0"/>
-          <w:i w:val="0"/>
-        </w:rPr>
-        <w:t>в) характеристику запланированного к выполнению мероприятия, с указанием:</w:t>
-      </w:r>
-    </w:p>
-    <w:p>
-      <w:pPr>
-        <w:jc w:val="both"/>
-      </w:pPr>
-      <w:r>
-        <w:rPr>
-          <w:b w:val="0"/>
-          <w:i w:val="0"/>
-        </w:rPr>
-        <w:t>- объема и иных показателей, характеризующих выполнение мероприятия;</w:t>
-      </w:r>
-    </w:p>
-    <w:p>
-      <w:pPr>
-        <w:jc w:val="both"/>
-      </w:pPr>
-      <w:r>
-        <w:rPr>
-          <w:b w:val="0"/>
-          <w:i w:val="0"/>
-        </w:rPr>
-        <w:t>- срока выполнения мероприятия;</w:t>
-      </w:r>
-    </w:p>
-    <w:p>
-      <w:pPr>
-        <w:jc w:val="both"/>
-      </w:pPr>
-      <w:r>
-        <w:rPr>
-          <w:b w:val="0"/>
-          <w:i w:val="0"/>
-        </w:rPr>
-        <w:t>- ожидаемых результатов после реализации выполнения мероприятия.</w:t>
-      </w:r>
-    </w:p>
-    <w:p>
-      <w:pPr>
-        <w:jc w:val="both"/>
-      </w:pPr>
-      <w:r>
-        <w:rPr>
-          <w:b/>
-          <w:i w:val="0"/>
-        </w:rPr>
-        <w:t>8. Краткая характеристика сценариев возникновения и развития ЧС на территории организации</w:t>
-      </w:r>
-    </w:p>
-    <w:p>
-      <w:pPr>
-        <w:jc w:val="both"/>
-      </w:pPr>
-      <w:r>
-        <w:rPr>
-          <w:b w:val="0"/>
-          <w:i w:val="0"/>
-        </w:rPr>
-        <w:t>Подраздел включает в себя следующую информацию:</w:t>
-      </w:r>
-    </w:p>
-    <w:p>
-      <w:pPr>
-        <w:jc w:val="both"/>
-      </w:pPr>
-      <w:r>
-        <w:rPr>
-          <w:b w:val="0"/>
-          <w:i w:val="0"/>
-        </w:rPr>
-        <w:t>а) сценарии развития ЧС на территории организации [рассматриваются аварии на всех видах транспорта, ПОО; аварии на объектах жизнеобеспечения (инженерных сетях); пожары; взрывы; катастрофические затопления; радиационное и химическое и биологическое загрязнение (заражение); массовые инфекционные заболевания; разрушение зданий и сооружений; террористические акты];</w:t>
-      </w:r>
-    </w:p>
-    <w:p>
-      <w:pPr>
-        <w:jc w:val="both"/>
-      </w:pPr>
-      <w:r>
-        <w:rPr>
-          <w:b w:val="0"/>
-          <w:i w:val="0"/>
-        </w:rPr>
-        <w:t>б) характеристику возможной обстановки на территории организации при возникновении ЧС, с указанием:</w:t>
-      </w:r>
-    </w:p>
-    <w:p>
-      <w:pPr>
-        <w:jc w:val="both"/>
-      </w:pPr>
-      <w:r>
-        <w:rPr>
-          <w:b w:val="0"/>
-          <w:i w:val="0"/>
-        </w:rPr>
-        <w:t>- возможных зон радиоактивного загрязнения, химического и биологического заражения [указывается источник загрязнения и (или) заражения и его количество, объем], зон катастрофического затопления, пожаров, взрывов;</w:t>
-      </w:r>
-    </w:p>
-    <w:p>
-      <w:pPr>
-        <w:jc w:val="both"/>
-      </w:pPr>
-      <w:r>
-        <w:rPr>
-          <w:b w:val="0"/>
-          <w:i w:val="0"/>
-        </w:rPr>
-        <w:t>- численности персонала и объектов организации, которые могут оказаться в зоне действия поражающих факторов;</w:t>
-      </w:r>
-    </w:p>
-    <w:p>
-      <w:pPr>
-        <w:jc w:val="both"/>
-      </w:pPr>
-      <w:r>
-        <w:rPr>
-          <w:b w:val="0"/>
-          <w:i w:val="0"/>
-        </w:rPr>
-        <w:t>- возможного ущерба (в том числе потери населения, проживающего вблизи организации и находящихся в зоне действия поражающих факторов, материальный ущерб);</w:t>
-      </w:r>
-    </w:p>
-    <w:p>
-      <w:pPr>
-        <w:jc w:val="both"/>
-      </w:pPr>
-      <w:r>
-        <w:rPr>
-          <w:b w:val="0"/>
-          <w:i w:val="0"/>
-        </w:rPr>
-        <w:t>- предстоящих мероприятий по ликвидации ЧС и ее последствий.</w:t>
-      </w:r>
-    </w:p>
-    <w:p>
-      <w:pPr>
-        <w:jc w:val="both"/>
-      </w:pPr>
-      <w:r>
-        <w:rPr>
-          <w:b/>
-          <w:i w:val="0"/>
-        </w:rPr>
-        <w:t>9. Краткая характеристика негативного воздействия на территорию организации возможных наиболее опасных сценариев возникновения и развития ЧС на рядом расположенных ПОО</w:t>
-      </w:r>
-    </w:p>
-    <w:p>
-      <w:pPr>
-        <w:jc w:val="both"/>
-      </w:pPr>
-      <w:r>
-        <w:rPr>
-          <w:b w:val="0"/>
-          <w:i w:val="0"/>
-        </w:rPr>
-        <w:t>Подраздел включает в себя следующую информацию:</w:t>
-      </w:r>
-    </w:p>
-    <w:p>
-      <w:pPr>
-        <w:jc w:val="both"/>
-      </w:pPr>
-      <w:r>
-        <w:rPr>
-          <w:b w:val="0"/>
-          <w:i w:val="0"/>
-        </w:rPr>
-        <w:t>а) перечень ПОО, расположенных вблизи организации, с указанием:</w:t>
-      </w:r>
-    </w:p>
-    <w:p>
-      <w:pPr>
-        <w:jc w:val="both"/>
-      </w:pPr>
-      <w:r>
-        <w:rPr>
-          <w:b w:val="0"/>
-          <w:i w:val="0"/>
-        </w:rPr>
-        <w:t>- радиационно-, химически-, биологически-, гидротехнических и пожароопасных объектов (с указанием наименования, адреса, расстояния до объекта, телефонов ДДС объектов, наименования опасных веществ и их количества);</w:t>
-      </w:r>
-    </w:p>
-    <w:p>
-      <w:pPr>
-        <w:jc w:val="both"/>
-      </w:pPr>
-      <w:r>
-        <w:rPr>
-          <w:b w:val="0"/>
-          <w:i w:val="0"/>
-        </w:rPr>
-        <w:t>- объектов обеспечения жизнедеятельности (с указанием их наименований и адресов объектов; наименований, адресов и телефонов аварийных служб);</w:t>
-      </w:r>
-    </w:p>
-    <w:p>
-      <w:pPr>
-        <w:jc w:val="both"/>
-      </w:pPr>
-      <w:r>
-        <w:rPr>
-          <w:b w:val="0"/>
-          <w:i w:val="0"/>
-        </w:rPr>
-        <w:t>- железнодорожных узлов, станций, наливных причалов, на которых возможно скопление транспортных средств с опасными веществами (с указанием адресов, видов опасных веществ);</w:t>
-      </w:r>
-    </w:p>
-    <w:p>
-      <w:pPr>
-        <w:jc w:val="both"/>
-      </w:pPr>
-      <w:r>
-        <w:rPr>
-          <w:b w:val="0"/>
-          <w:i w:val="0"/>
-        </w:rPr>
-        <w:t>- магистралей, по которым перевозят опасные вещества (с указанием видов опасных веществ);</w:t>
-      </w:r>
-    </w:p>
-    <w:p>
-      <w:pPr>
-        <w:jc w:val="both"/>
-      </w:pPr>
-      <w:r>
-        <w:rPr>
-          <w:b w:val="0"/>
-          <w:i w:val="0"/>
-        </w:rPr>
-        <w:t>б) характеристику возможной обстановки на территории организации при возникновении и развитии ЧС по наиболее опасному сценарию на вышеуказанных объектах, с указанием:</w:t>
-      </w:r>
-    </w:p>
-    <w:p>
-      <w:pPr>
-        <w:jc w:val="both"/>
-      </w:pPr>
-      <w:r>
-        <w:rPr>
-          <w:b w:val="0"/>
-          <w:i w:val="0"/>
-        </w:rPr>
-        <w:t>- возможных зон радиоактивного загрязнения, химического и биологического заражения (с указанием источника загрязнения и (или) заражения и его количества, объема), зон катастрофического затопления, пожаров, взрывов;</w:t>
-      </w:r>
-    </w:p>
-    <w:p>
-      <w:pPr>
-        <w:jc w:val="both"/>
-      </w:pPr>
-      <w:r>
-        <w:rPr>
-          <w:b w:val="0"/>
-          <w:i w:val="0"/>
-        </w:rPr>
-        <w:t>- численности персонала и объектов организации, которые могут оказаться в зоне действия поражающих факторов;</w:t>
-      </w:r>
-    </w:p>
-    <w:p>
-      <w:pPr>
-        <w:jc w:val="both"/>
-      </w:pPr>
-      <w:r>
-        <w:rPr>
-          <w:b w:val="0"/>
-          <w:i w:val="0"/>
-        </w:rPr>
-        <w:t>- возможного ущерба (в том числе потери населения, материальный ущерб);</w:t>
-      </w:r>
-    </w:p>
-    <w:p>
-      <w:pPr>
-        <w:jc w:val="both"/>
-      </w:pPr>
-      <w:r>
-        <w:rPr>
-          <w:b w:val="0"/>
-          <w:i w:val="0"/>
-        </w:rPr>
-        <w:t>- предстоящих мероприятий по ликвидации ЧС и ее последствий.</w:t>
-      </w:r>
-    </w:p>
-    <w:p>
-      <w:pPr>
-        <w:jc w:val="both"/>
-      </w:pPr>
-      <w:r>
-        <w:rPr>
-          <w:b/>
-          <w:i w:val="0"/>
-        </w:rPr>
-        <w:t>10. Краткая характеристика негативного воздействия на территорию организации возможных сценариев возникновения и развития ЧС природного характера</w:t>
-      </w:r>
-    </w:p>
-    <w:p>
-      <w:pPr>
-        <w:jc w:val="both"/>
-      </w:pPr>
-      <w:r>
-        <w:rPr>
-          <w:b w:val="0"/>
-          <w:i w:val="0"/>
-        </w:rPr>
-        <w:t>Подраздел включает в себя следующую информацию:</w:t>
-      </w:r>
-    </w:p>
-    <w:p>
-      <w:pPr>
-        <w:jc w:val="both"/>
-      </w:pPr>
-      <w:r>
-        <w:rPr>
-          <w:b w:val="0"/>
-          <w:i w:val="0"/>
-        </w:rPr>
-        <w:t>а) возможные ЧС природного характера, в том числе циклические явления, характерные для территории, на которой расположена организация; оценка частоты и интенсивности проявлений ЧС природного характера;</w:t>
-      </w:r>
-    </w:p>
-    <w:p>
-      <w:pPr>
-        <w:jc w:val="both"/>
-      </w:pPr>
-      <w:r>
-        <w:rPr>
-          <w:b w:val="0"/>
-          <w:i w:val="0"/>
-        </w:rPr>
-        <w:t>б) характеристику возможной обстановки на территории организации при возникновении и развитии ЧС природного характера с указанием:</w:t>
-      </w:r>
-    </w:p>
-    <w:p>
-      <w:pPr>
-        <w:jc w:val="both"/>
-      </w:pPr>
-      <w:r>
-        <w:rPr>
-          <w:b w:val="0"/>
-          <w:i w:val="0"/>
-        </w:rPr>
-        <w:t>- возможных зон катастрофических затоплений, ландшафтных и лесных пожаров, зоны сейсмической активности;</w:t>
-      </w:r>
-    </w:p>
-    <w:p>
-      <w:pPr>
-        <w:jc w:val="both"/>
-      </w:pPr>
-      <w:r>
-        <w:rPr>
-          <w:b w:val="0"/>
-          <w:i w:val="0"/>
-        </w:rPr>
-        <w:t>- численности персонала и объектов организации, которые могут оказаться в зоне действия поражающих факторов;</w:t>
-      </w:r>
-    </w:p>
-    <w:p>
-      <w:pPr>
-        <w:jc w:val="both"/>
-      </w:pPr>
-      <w:r>
-        <w:rPr>
-          <w:b w:val="0"/>
-          <w:i w:val="0"/>
-        </w:rPr>
-        <w:t>- возможного ущерба (в том числе потери населения, материальный ущерб);</w:t>
-      </w:r>
-    </w:p>
-    <w:p>
-      <w:pPr>
-        <w:jc w:val="both"/>
-      </w:pPr>
-      <w:r>
-        <w:rPr>
-          <w:b w:val="0"/>
-          <w:i w:val="0"/>
-        </w:rPr>
-        <w:t>- предстоящих мероприятий по ликвидации ЧС и ее последствий.</w:t>
-      </w:r>
-    </w:p>
-    <w:p>
-      <w:pPr>
-        <w:jc w:val="both"/>
-      </w:pPr>
-      <w:r>
-        <w:rPr>
-          <w:b w:val="0"/>
-          <w:i w:val="0"/>
-        </w:rPr>
-        <w:t>Для обеспечения визуализации, информация может наноситься на карту (схему). Карту (схему) оформляют в виде приложения "Возможная обстановка при возникновении чрезвычайной ситуации".</w:t>
-      </w:r>
-    </w:p>
-    <w:p>
-      <w:pPr>
-        <w:jc w:val="both"/>
-      </w:pPr>
-      <w:r>
-        <w:rPr>
-          <w:b/>
-          <w:i w:val="0"/>
-        </w:rPr>
-        <w:t>11. Выводы из оценки обстановки на территории организации исходя из существующих рисков</w:t>
-      </w:r>
-    </w:p>
-    <w:p>
-      <w:pPr>
-        <w:jc w:val="both"/>
-      </w:pPr>
-      <w:r>
-        <w:rPr>
-          <w:b w:val="0"/>
-          <w:i w:val="0"/>
-        </w:rPr>
-        <w:t>Подраздел включает в себя следующую информацию:</w:t>
-      </w:r>
-    </w:p>
-    <w:p>
-      <w:pPr>
-        <w:jc w:val="both"/>
-      </w:pPr>
-      <w:r>
-        <w:rPr>
-          <w:b w:val="0"/>
-          <w:i w:val="0"/>
-        </w:rPr>
-        <w:t>а) оценку источников рисков возникновения ЧС;</w:t>
-      </w:r>
-    </w:p>
-    <w:p>
-      <w:pPr>
-        <w:jc w:val="both"/>
-      </w:pPr>
-      <w:r>
-        <w:rPr>
-          <w:b w:val="0"/>
-          <w:i w:val="0"/>
-        </w:rPr>
-        <w:t>б) общие выводы из оценки обстановки.</w:t>
-      </w:r>
-    </w:p>
-    <w:p>
-      <w:pPr>
-        <w:jc w:val="center"/>
-      </w:pPr>
-      <w:r>
-        <w:rPr>
-          <w:b/>
-          <w:i w:val="0"/>
-        </w:rPr>
-        <w:t>РАЗДЕЛ 2. МЕРОПРИЯТИЯ, ВЫПОЛНЯЕМЫЕ ПРИ УГРОЗЕ ВОЗНИКНОВЕНИЯ И ВОЗНИКНОВЕНИИ ЧРЕЗВЫЧАЙНЫХ СИТУАЦИЙ</w:t>
-      </w:r>
-    </w:p>
-    <w:p>
-      <w:pPr>
-        <w:jc w:val="both"/>
-      </w:pPr>
-      <w:r>
-        <w:rPr>
-          <w:b/>
-          <w:i w:val="0"/>
-        </w:rPr>
-        <w:t>1. Мероприятия, выполняемые при угрозе возникновения ЧС</w:t>
-      </w:r>
-    </w:p>
-    <w:p>
-      <w:pPr>
-        <w:jc w:val="both"/>
-      </w:pPr>
-      <w:r>
-        <w:rPr>
-          <w:b w:val="0"/>
-          <w:i w:val="0"/>
-        </w:rPr>
-        <w:t>Подраздел включает в себя следующую информацию:</w:t>
-      </w:r>
-    </w:p>
-    <w:p>
-      <w:pPr>
-        <w:jc w:val="both"/>
-      </w:pPr>
-      <w:r>
-        <w:rPr>
-          <w:b w:val="0"/>
-          <w:i w:val="0"/>
-        </w:rPr>
-        <w:t>а) перечень спланированных превентивных мероприятий, направленных на недопущение возникновения ЧС, выполняемых в режиме "повседневная деятельность", в котором указывают наименование мероприятий, ответственных лиц за их выполнение, ресурсное обеспечение и сроки их выполнения;</w:t>
-      </w:r>
-    </w:p>
-    <w:p>
-      <w:pPr>
-        <w:jc w:val="both"/>
-      </w:pPr>
-      <w:r>
-        <w:rPr>
-          <w:b w:val="0"/>
-          <w:i w:val="0"/>
-        </w:rPr>
-        <w:t>б) перечень мероприятий, выполняемых при угрозе возникновения ЧС в режиме "повышенная готовность".</w:t>
-      </w:r>
-    </w:p>
-    <w:p>
-      <w:pPr>
-        <w:jc w:val="both"/>
-      </w:pPr>
-      <w:r>
-        <w:rPr>
-          <w:b w:val="0"/>
-          <w:i w:val="0"/>
-        </w:rPr>
-        <w:t>Для структурирования и обеспечения детализации, информацию по мероприятиям, выполняемым в режимах "повседневная деятельность" и "повышенная готовность" допускается оформлять в виде таблицы, в которой указывают наименование мероприятий, ответственных лиц за их выполнение, ресурсное обеспечение и сроки их выполнения. Таблицу размещают в приложении "Календарный план мероприятий при угрозе возникновения и возникновении чрезвычайных ситуаций".</w:t>
-      </w:r>
-    </w:p>
-    <w:p>
-      <w:pPr>
-        <w:jc w:val="both"/>
-      </w:pPr>
-      <w:r>
-        <w:rPr>
-          <w:b/>
-          <w:i w:val="0"/>
-        </w:rPr>
-        <w:t>1. Организация оповещения работников организации и населения при угрозе возникновения ЧС</w:t>
-      </w:r>
-    </w:p>
-    <w:p>
-      <w:pPr>
-        <w:jc w:val="both"/>
-      </w:pPr>
-      <w:r>
-        <w:rPr>
-          <w:b w:val="0"/>
-          <w:i w:val="0"/>
-        </w:rPr>
-        <w:t>Подраздел включает следующую информацию по порядку и срокам оповещения:</w:t>
-      </w:r>
-    </w:p>
-    <w:p>
-      <w:pPr>
-        <w:jc w:val="both"/>
-      </w:pPr>
-      <w:r>
-        <w:rPr>
-          <w:b w:val="0"/>
-          <w:i w:val="0"/>
-        </w:rPr>
-        <w:t>- руководящего состава и персонала организации;</w:t>
-      </w:r>
-    </w:p>
-    <w:p>
-      <w:pPr>
-        <w:jc w:val="both"/>
-      </w:pPr>
-      <w:r>
-        <w:rPr>
-          <w:b w:val="0"/>
-          <w:i w:val="0"/>
-        </w:rPr>
-        <w:t>- АСС, АСФ и иных служб, и организаций, привлекаемых к ликвидации ЧС;</w:t>
-      </w:r>
-    </w:p>
-    <w:p>
-      <w:pPr>
-        <w:jc w:val="both"/>
-      </w:pPr>
-      <w:r>
-        <w:rPr>
-          <w:b w:val="0"/>
-          <w:i w:val="0"/>
-        </w:rPr>
-        <w:t>- единых ДДС муниципальных образований, попадающих в границы зоны действия локальной системы оповещения;</w:t>
-      </w:r>
-    </w:p>
-    <w:p>
-      <w:pPr>
-        <w:jc w:val="both"/>
-      </w:pPr>
-      <w:r>
-        <w:rPr>
-          <w:b w:val="0"/>
-          <w:i w:val="0"/>
-        </w:rPr>
-        <w:t>- руководителей и дежурных служб организаций, расположенных в границах зоны действия локальной системы оповещения;</w:t>
-      </w:r>
-    </w:p>
-    <w:p>
-      <w:pPr>
-        <w:jc w:val="both"/>
-      </w:pPr>
-      <w:r>
-        <w:rPr>
-          <w:b w:val="0"/>
-          <w:i w:val="0"/>
-        </w:rPr>
-        <w:t>- работников организации;</w:t>
-      </w:r>
-    </w:p>
-    <w:p>
-      <w:pPr>
-        <w:jc w:val="both"/>
-      </w:pPr>
-      <w:r>
-        <w:rPr>
-          <w:b w:val="0"/>
-          <w:i w:val="0"/>
-        </w:rPr>
-        <w:t>- населения, находящегося в границах зоны действия локальной системы оповещения.</w:t>
-      </w:r>
-    </w:p>
-    <w:p>
-      <w:pPr>
-        <w:jc w:val="both"/>
-      </w:pPr>
-      <w:r>
-        <w:rPr>
-          <w:b w:val="0"/>
-          <w:i w:val="0"/>
-        </w:rPr>
-        <w:t>В подразделе приводят информацию:</w:t>
-      </w:r>
-    </w:p>
-    <w:p>
-      <w:pPr>
-        <w:jc w:val="both"/>
-      </w:pPr>
-      <w:r>
-        <w:rPr>
-          <w:b w:val="0"/>
-          <w:i w:val="0"/>
-        </w:rPr>
-        <w:t>- о локальных (или объектовых) системах оповещения, используемых на территории организации, и порядке их задействования;</w:t>
-      </w:r>
-    </w:p>
-    <w:p>
-      <w:pPr>
-        <w:jc w:val="both"/>
-      </w:pPr>
-      <w:r>
-        <w:rPr>
-          <w:b w:val="0"/>
-          <w:i w:val="0"/>
-        </w:rPr>
-        <w:t>- региональных (муниципальных) системах оповещения, задействуемых для оповещения населения, и порядке их задействования.</w:t>
-      </w:r>
-    </w:p>
-    <w:p>
-      <w:pPr>
-        <w:jc w:val="both"/>
-      </w:pPr>
-      <w:r>
-        <w:rPr>
-          <w:b/>
-          <w:i w:val="0"/>
-        </w:rPr>
-        <w:t>2. Организация защиты работников (персонала) организации при угрозе возникновения ЧС</w:t>
-      </w:r>
-    </w:p>
-    <w:p>
-      <w:pPr>
-        <w:jc w:val="both"/>
-      </w:pPr>
-      <w:r>
-        <w:rPr>
-          <w:b w:val="0"/>
-          <w:i w:val="0"/>
-        </w:rPr>
-        <w:t>В подразделе указывают мероприятия, направленные на сохранение жизни и здоровья работников (персонала) организации, в том числе мероприятия:</w:t>
-      </w:r>
-    </w:p>
-    <w:p>
-      <w:pPr>
-        <w:jc w:val="both"/>
-      </w:pPr>
-      <w:r>
-        <w:rPr>
-          <w:b w:val="0"/>
-          <w:i w:val="0"/>
-        </w:rPr>
-        <w:t>- по радиационной и химической защите;</w:t>
-      </w:r>
-    </w:p>
-    <w:p>
-      <w:pPr>
-        <w:jc w:val="both"/>
-      </w:pPr>
-      <w:r>
-        <w:rPr>
-          <w:b w:val="0"/>
-          <w:i w:val="0"/>
-        </w:rPr>
-        <w:t>- инженерной защите;</w:t>
-      </w:r>
-    </w:p>
-    <w:p>
-      <w:pPr>
-        <w:jc w:val="both"/>
-      </w:pPr>
-      <w:r>
-        <w:rPr>
-          <w:b w:val="0"/>
-          <w:i w:val="0"/>
-        </w:rPr>
-        <w:t>- медицинской защите;</w:t>
-      </w:r>
-    </w:p>
-    <w:p>
-      <w:pPr>
-        <w:jc w:val="both"/>
-      </w:pPr>
-      <w:r>
-        <w:rPr>
-          <w:b w:val="0"/>
-          <w:i w:val="0"/>
-        </w:rPr>
-        <w:t>- эвакуации и организации первоочередного жизнеобеспечения.</w:t>
-      </w:r>
-    </w:p>
-    <w:p>
-      <w:pPr>
-        <w:jc w:val="both"/>
-      </w:pPr>
-      <w:r>
-        <w:rPr>
-          <w:b/>
-          <w:i w:val="0"/>
-        </w:rPr>
-        <w:t>3. Расчет сил и средств, привлекаемых для выполнения мероприятий при угрозе возникновения чрезвычайных ситуаций</w:t>
-      </w:r>
-    </w:p>
-    <w:p>
-      <w:pPr>
-        <w:jc w:val="both"/>
-      </w:pPr>
-      <w:r>
-        <w:rPr>
-          <w:b w:val="0"/>
-          <w:i w:val="0"/>
-        </w:rPr>
-        <w:t>Подраздел оформляют по форме в соответствии с табл. 1.</w:t>
-      </w:r>
-    </w:p>
-    <w:p>
-      <w:pPr>
-        <w:jc w:val="right"/>
-      </w:pPr>
-      <w:r>
-        <w:rPr>
-          <w:b w:val="0"/>
-          <w:i w:val="0"/>
-        </w:rPr>
-        <w:t>Таблица 1</w:t>
-      </w:r>
-    </w:p>
-    <w:p>
-      <w:pPr>
-        <w:jc w:val="center"/>
-      </w:pPr>
-      <w:r>
-        <w:rPr>
-          <w:b w:val="0"/>
-          <w:i w:val="0"/>
-        </w:rPr>
         <w:t>Форма расчета сил и средств, привлекаемых для выполнения мероприятий при угрозе возникновения ЧС</w:t>
       </w:r>
+    </w:p>
+    <w:p>
+      <w:r/>
     </w:p>
     <w:tbl>
       <w:tblPr>
@@ -3151,6 +3224,9 @@
       </w:tr>
     </w:tbl>
     <w:p>
+      <w:r/>
+    </w:p>
+    <w:p>
       <w:pPr>
         <w:jc w:val="both"/>
       </w:pPr>
@@ -3271,6 +3347,9 @@
       </w:r>
     </w:p>
     <w:p>
+      <w:r/>
+    </w:p>
+    <w:p>
       <w:pPr>
         <w:jc w:val="both"/>
       </w:pPr>
@@ -3319,6 +3398,9 @@
       </w:r>
     </w:p>
     <w:p>
+      <w:r/>
+    </w:p>
+    <w:p>
       <w:pPr>
         <w:jc w:val="both"/>
       </w:pPr>
@@ -3367,6 +3449,9 @@
       </w:r>
     </w:p>
     <w:p>
+      <w:r/>
+    </w:p>
+    <w:p>
       <w:pPr>
         <w:jc w:val="both"/>
       </w:pPr>
@@ -3739,6 +3824,9 @@
       </w:r>
     </w:p>
     <w:p>
+      <w:r/>
+    </w:p>
+    <w:p>
       <w:pPr>
         <w:jc w:val="both"/>
       </w:pPr>
@@ -3775,6 +3863,9 @@
       </w:r>
     </w:p>
     <w:p>
+      <w:r/>
+    </w:p>
+    <w:p>
       <w:pPr>
         <w:jc w:val="both"/>
       </w:pPr>
@@ -3895,6 +3986,9 @@
       </w:r>
     </w:p>
     <w:p>
+      <w:r/>
+    </w:p>
+    <w:p>
       <w:pPr>
         <w:jc w:val="both"/>
       </w:pPr>
@@ -3991,6 +4085,9 @@
       </w:r>
     </w:p>
     <w:p>
+      <w:r/>
+    </w:p>
+    <w:p>
       <w:pPr>
         <w:jc w:val="right"/>
       </w:pPr>
@@ -4003,6 +4100,9 @@
       </w:r>
     </w:p>
     <w:p>
+      <w:r/>
+    </w:p>
+    <w:p>
       <w:pPr>
         <w:jc w:val="center"/>
       </w:pPr>
@@ -4013,6 +4113,9 @@
         </w:rPr>
         <w:t>Форма оформления календарного плана мероприятий при угрозе возникновения и возникновении ЧС</w:t>
       </w:r>
+    </w:p>
+    <w:p>
+      <w:r/>
     </w:p>
     <w:tbl>
       <w:tblPr>
@@ -5123,6 +5226,9 @@
       </w:tr>
     </w:tbl>
     <w:p>
+      <w:r/>
+    </w:p>
+    <w:p>
       <w:pPr>
         <w:jc w:val="both"/>
       </w:pPr>
@@ -5267,6 +5373,9 @@
       </w:r>
     </w:p>
     <w:p>
+      <w:r/>
+    </w:p>
+    <w:p>
       <w:pPr>
         <w:jc w:val="both"/>
       </w:pPr>
@@ -5351,12 +5460,15 @@
       </w:r>
     </w:p>
     <w:p>
-      <w:pPr>
-        <w:jc w:val="both"/>
-      </w:pPr>
-      <w:r>
-        <w:rPr>
-          <w:b w:val="0"/>
+      <w:r/>
+    </w:p>
+    <w:p>
+      <w:pPr>
+        <w:jc w:val="both"/>
+      </w:pPr>
+      <w:r>
+        <w:rPr>
+          <w:b/>
           <w:i w:val="0"/>
         </w:rPr>
         <w:t>Требования к оформлению плана действий</w:t>
@@ -5391,7 +5503,7 @@
             <w:color w:val="0563C1"/>
             <w:u w:val="single"/>
           </w:rPr>
-          <w:t xml:space="preserve">ГОСТ Р 42.0.03-2016 </w:t>
+          <w:t xml:space="preserve">ГОСТ Р 42.0.03-2016</w:t>
         </w:r>
       </w:hyperlink>
       <w:r>
@@ -5399,7 +5511,7 @@
           <w:b w:val="0"/>
           <w:i w:val="0"/>
         </w:rPr>
-        <w:t>«Правила нанесения на карты прогнозируемой и сложившейся обстановки при ведении военных конфликтов и чрезвычайных ситуаций природного и техногенного характера. Условные обозначения»</w:t>
+        <w:t xml:space="preserve"> «Правила нанесения на карты прогнозируемой и сложившейся обстановки при ведении военных конфликтов и чрезвычайных ситуаций природного и техногенного характера. Условные обозначения»</w:t>
       </w:r>
       <w:r>
         <w:rPr>
@@ -5486,6 +5598,12 @@
         </w:rPr>
         <w:t>8. Для обеспечения мероприятий по защите населения и территорий субъекта РФ в субъекте РФ рекомендуется ведение единого реестра планов действий организаций.</w:t>
       </w:r>
+    </w:p>
+    <w:p>
+      <w:r/>
+    </w:p>
+    <w:p>
+      <w:r/>
     </w:p>
     <w:p/>
     <w:p>
